--- a/hin/docx/22.content.docx
+++ b/hin/docx/22.content.docx
@@ -840,18 +840,12 @@
         </w:rPr>
         <w:t xml:space="preserve">इस पुस्तक के दो मुख्य पात्र एक पुरुष और एक स्त्री हैं, जो एक-दूसरे से प्रेम करते हैं। </w:t>
       </w:r>
-      <w:hyperlink r:id="rId13">
-        <w:r>
-          <w:rPr>
-            <w:lang w:val="hi_IN" w:bidi="hi_IN"/>
-          </w:rPr>
-          <w:rPr>
-            <w:color w:val="0000EE"/>
-            <w:u w:val="single"/>
-          </w:rPr>
-          <w:t>8:8–9</w:t>
-        </w:r>
-      </w:hyperlink>
+      <w:r>
+        <w:rPr>
+          <w:lang w:val="hi_IN" w:bidi="hi_IN"/>
+        </w:rPr>
+        <w:t>8:8–9</w:t>
+      </w:r>
       <w:r>
         <w:rPr>
           <w:lang w:val="hi_IN" w:bidi="hi_IN"/>
@@ -1215,18 +1209,12 @@
         </w:rPr>
         <w:t xml:space="preserve">प्राचीन पश्चिमी एशिया में, अमीर लोगों की त्वचा आमतौर पर हल्की होती थी क्योंकि उन्हें धूप में बाहर काम करने की आवश्यकता नहीं होती थी। इस युवा स्त्री को धूप में बाहर काम करना पड़ा, और परिणामस्वरूप उसकी त्वचा साँवली हो गई और यही कारण है कि वह </w:t>
       </w:r>
-      <w:hyperlink r:id="rId14">
-        <w:r>
-          <w:rPr>
-            <w:lang w:val="hi_IN" w:bidi="hi_IN"/>
-          </w:rPr>
-          <w:rPr>
-            <w:color w:val="0000EE"/>
-            <w:u w:val="single"/>
-          </w:rPr>
-          <w:t>1:5–6</w:t>
-        </w:r>
-      </w:hyperlink>
+      <w:r>
+        <w:rPr>
+          <w:lang w:val="hi_IN" w:bidi="hi_IN"/>
+        </w:rPr>
+        <w:t>1:5–6</w:t>
+      </w:r>
       <w:r>
         <w:rPr>
           <w:lang w:val="hi_IN" w:bidi="hi_IN"/>
@@ -3462,18 +3450,12 @@
         </w:rPr>
         <w:t xml:space="preserve"> शब्द एक स्नेहपूर्ण संबोधन है और यह उस पुरुष के प्रति स्त्री का प्रेमपूर्ण तरीका है। स्त्री किसी वास्तविक राजा के बारे में नहीं बोल रही हैं बल्कि यह एक काव्यात्मक तरीका है। स्त्री अब भी उसी पुरुष के बारे में बोल रही हैं जिसके बारे में वह </w:t>
       </w:r>
-      <w:hyperlink r:id="rId15">
-        <w:r>
-          <w:rPr>
-            <w:lang w:val="hi_IN" w:bidi="hi_IN"/>
-          </w:rPr>
-          <w:rPr>
-            <w:color w:val="0000EE"/>
-            <w:u w:val="single"/>
-          </w:rPr>
-          <w:t>1:2–3</w:t>
-        </w:r>
-      </w:hyperlink>
+      <w:r>
+        <w:rPr>
+          <w:lang w:val="hi_IN" w:bidi="hi_IN"/>
+        </w:rPr>
+        <w:t>1:2–3</w:t>
+      </w:r>
       <w:r>
         <w:rPr>
           <w:lang w:val="hi_IN" w:bidi="hi_IN"/>
@@ -5124,36 +5106,24 @@
         </w:rPr>
         <w:t xml:space="preserve"> को संदर्भित करता है जो यरूशलेम शहर से थीं (संभवतः ये वही स्त्रिया हैं जो </w:t>
       </w:r>
-      <w:hyperlink r:id="rId16">
-        <w:r>
-          <w:rPr>
-            <w:lang w:val="hi_IN" w:bidi="hi_IN"/>
-          </w:rPr>
-          <w:rPr>
-            <w:color w:val="0000EE"/>
-            <w:u w:val="single"/>
-          </w:rPr>
-          <w:t>1:3</w:t>
-        </w:r>
-      </w:hyperlink>
+      <w:r>
+        <w:rPr>
+          <w:lang w:val="hi_IN" w:bidi="hi_IN"/>
+        </w:rPr>
+        <w:t>1:3</w:t>
+      </w:r>
       <w:r>
         <w:rPr>
           <w:lang w:val="hi_IN" w:bidi="hi_IN"/>
         </w:rPr>
         <w:t xml:space="preserve"> में “विवाह योग्य कुमारियां” और </w:t>
       </w:r>
-      <w:hyperlink r:id="rId17">
-        <w:r>
-          <w:rPr>
-            <w:lang w:val="hi_IN" w:bidi="hi_IN"/>
-          </w:rPr>
-          <w:rPr>
-            <w:color w:val="0000EE"/>
-            <w:u w:val="single"/>
-          </w:rPr>
-          <w:t>1:4</w:t>
-        </w:r>
-      </w:hyperlink>
+      <w:r>
+        <w:rPr>
+          <w:lang w:val="hi_IN" w:bidi="hi_IN"/>
+        </w:rPr>
+        <w:t>1:4</w:t>
+      </w:r>
       <w:r>
         <w:rPr>
           <w:lang w:val="hi_IN" w:bidi="hi_IN"/>
@@ -5601,18 +5571,12 @@
         </w:rPr>
         <w:t xml:space="preserve"> का अर्थ है "मेरी त्वचा काली है" या "मेरी त्वचा बहुत काली है" जैसा कि </w:t>
       </w:r>
-      <w:hyperlink r:id="rId18">
-        <w:r>
-          <w:rPr>
-            <w:lang w:val="hi_IN" w:bidi="hi_IN"/>
-          </w:rPr>
-          <w:rPr>
-            <w:color w:val="0000EE"/>
-            <w:u w:val="single"/>
-          </w:rPr>
-          <w:t>1:5</w:t>
-        </w:r>
-      </w:hyperlink>
+      <w:r>
+        <w:rPr>
+          <w:lang w:val="hi_IN" w:bidi="hi_IN"/>
+        </w:rPr>
+        <w:t>1:5</w:t>
+      </w:r>
       <w:r>
         <w:rPr>
           <w:lang w:val="hi_IN" w:bidi="hi_IN"/>
@@ -8577,18 +8541,12 @@
         </w:rPr>
         <w:t xml:space="preserve">देखें कि आपने वाक्यांश “राजा” का </w:t>
       </w:r>
-      <w:hyperlink r:id="rId17">
-        <w:r>
-          <w:rPr>
-            <w:lang w:val="hi_IN" w:bidi="hi_IN"/>
-          </w:rPr>
-          <w:rPr>
-            <w:color w:val="0000EE"/>
-            <w:u w:val="single"/>
-          </w:rPr>
-          <w:t>1:4</w:t>
-        </w:r>
-      </w:hyperlink>
+      <w:r>
+        <w:rPr>
+          <w:lang w:val="hi_IN" w:bidi="hi_IN"/>
+        </w:rPr>
+        <w:t>1:4</w:t>
+      </w:r>
       <w:r>
         <w:rPr>
           <w:lang w:val="hi_IN" w:bidi="hi_IN"/>
@@ -10374,18 +10332,12 @@
         </w:rPr>
         <w:t xml:space="preserve">देखिये आपने </w:t>
       </w:r>
-      <w:hyperlink r:id="rId19">
-        <w:r>
-          <w:rPr>
-            <w:lang w:val="hi_IN" w:bidi="hi_IN"/>
-          </w:rPr>
-          <w:rPr>
-            <w:color w:val="0000EE"/>
-            <w:u w:val="single"/>
-          </w:rPr>
-          <w:t>1:9</w:t>
-        </w:r>
-      </w:hyperlink>
+      <w:r>
+        <w:rPr>
+          <w:lang w:val="hi_IN" w:bidi="hi_IN"/>
+        </w:rPr>
+        <w:t>1:9</w:t>
+      </w:r>
       <w:r>
         <w:rPr>
           <w:lang w:val="hi_IN" w:bidi="hi_IN"/>
@@ -10820,18 +10772,12 @@
         </w:rPr>
         <w:t xml:space="preserve"> वाक्यांश का </w:t>
       </w:r>
-      <w:hyperlink r:id="rId20">
-        <w:r>
-          <w:rPr>
-            <w:lang w:val="hi_IN" w:bidi="hi_IN"/>
-          </w:rPr>
-          <w:rPr>
-            <w:color w:val="0000EE"/>
-            <w:u w:val="single"/>
-          </w:rPr>
-          <w:t>1:13</w:t>
-        </w:r>
-      </w:hyperlink>
+      <w:r>
+        <w:rPr>
+          <w:lang w:val="hi_IN" w:bidi="hi_IN"/>
+        </w:rPr>
+        <w:t>1:13</w:t>
+      </w:r>
       <w:r>
         <w:rPr>
           <w:lang w:val="hi_IN" w:bidi="hi_IN"/>
@@ -11648,18 +11594,12 @@
         </w:rPr>
         <w:t xml:space="preserve">इब्री कविता कभी-कभी एक साहित्यिक उपकरण का उपयोग करती है जिसे "व्यत्यासिका" (कभी-कभी अंग्रेजी में "चियासमस") कहा जाता है। एक व्यत्यासिका तब होता है जब शब्द या वाक्यांश क.ख-ख.क क्रम में होते हैं। </w:t>
       </w:r>
-      <w:hyperlink r:id="rId21">
-        <w:r>
-          <w:rPr>
-            <w:lang w:val="hi_IN" w:bidi="hi_IN"/>
-          </w:rPr>
-          <w:rPr>
-            <w:color w:val="0000EE"/>
-            <w:u w:val="single"/>
-          </w:rPr>
-          <w:t>श्रेष्ठगीत 2:14</w:t>
-        </w:r>
-      </w:hyperlink>
+      <w:r>
+        <w:rPr>
+          <w:lang w:val="hi_IN" w:bidi="hi_IN"/>
+        </w:rPr>
+        <w:t>श्रेष्ठगीत 2:14</w:t>
+      </w:r>
       <w:r>
         <w:rPr>
           <w:lang w:val="hi_IN" w:bidi="hi_IN"/>
@@ -12647,18 +12587,12 @@
         </w:rPr>
         <w:t xml:space="preserve"> शब्द का </w:t>
       </w:r>
-      <w:hyperlink r:id="rId22">
-        <w:r>
-          <w:rPr>
-            <w:lang w:val="hi_IN" w:bidi="hi_IN"/>
-          </w:rPr>
-          <w:rPr>
-            <w:color w:val="0000EE"/>
-            <w:u w:val="single"/>
-          </w:rPr>
-          <w:t>2:1</w:t>
-        </w:r>
-      </w:hyperlink>
+      <w:r>
+        <w:rPr>
+          <w:lang w:val="hi_IN" w:bidi="hi_IN"/>
+        </w:rPr>
+        <w:t>2:1</w:t>
+      </w:r>
       <w:r>
         <w:rPr>
           <w:lang w:val="hi_IN" w:bidi="hi_IN"/>
@@ -12801,18 +12735,12 @@
         </w:rPr>
         <w:t xml:space="preserve"> वाक्यांश का </w:t>
       </w:r>
-      <w:hyperlink r:id="rId19">
-        <w:r>
-          <w:rPr>
-            <w:lang w:val="hi_IN" w:bidi="hi_IN"/>
-          </w:rPr>
-          <w:rPr>
-            <w:color w:val="0000EE"/>
-            <w:u w:val="single"/>
-          </w:rPr>
-          <w:t>1:9</w:t>
-        </w:r>
-      </w:hyperlink>
+      <w:r>
+        <w:rPr>
+          <w:lang w:val="hi_IN" w:bidi="hi_IN"/>
+        </w:rPr>
+        <w:t>1:9</w:t>
+      </w:r>
       <w:r>
         <w:rPr>
           <w:lang w:val="hi_IN" w:bidi="hi_IN"/>
@@ -12948,18 +12876,12 @@
         </w:rPr>
         <w:t xml:space="preserve">का उल्लेख करता है, जो </w:t>
       </w:r>
-      <w:hyperlink r:id="rId18">
-        <w:r>
-          <w:rPr>
-            <w:lang w:val="hi_IN" w:bidi="hi_IN"/>
-          </w:rPr>
-          <w:rPr>
-            <w:color w:val="0000EE"/>
-            <w:u w:val="single"/>
-          </w:rPr>
-          <w:t>1:5</w:t>
-        </w:r>
-      </w:hyperlink>
+      <w:r>
+        <w:rPr>
+          <w:lang w:val="hi_IN" w:bidi="hi_IN"/>
+        </w:rPr>
+        <w:t>1:5</w:t>
+      </w:r>
       <w:r>
         <w:rPr>
           <w:lang w:val="hi_IN" w:bidi="hi_IN"/>
@@ -13608,18 +13530,12 @@
         </w:rPr>
         <w:t xml:space="preserve"> वाक्यांश का </w:t>
       </w:r>
-      <w:hyperlink r:id="rId20">
-        <w:r>
-          <w:rPr>
-            <w:lang w:val="hi_IN" w:bidi="hi_IN"/>
-          </w:rPr>
-          <w:rPr>
-            <w:color w:val="0000EE"/>
-            <w:u w:val="single"/>
-          </w:rPr>
-          <w:t>1:13</w:t>
-        </w:r>
-      </w:hyperlink>
+      <w:r>
+        <w:rPr>
+          <w:lang w:val="hi_IN" w:bidi="hi_IN"/>
+        </w:rPr>
+        <w:t>1:13</w:t>
+      </w:r>
       <w:r>
         <w:rPr>
           <w:lang w:val="hi_IN" w:bidi="hi_IN"/>
@@ -14233,18 +14149,12 @@
         </w:rPr>
         <w:t xml:space="preserve">देखें कि आपने </w:t>
       </w:r>
-      <w:hyperlink r:id="rId17">
-        <w:r>
-          <w:rPr>
-            <w:lang w:val="hi_IN" w:bidi="hi_IN"/>
-          </w:rPr>
-          <w:rPr>
-            <w:color w:val="0000EE"/>
-            <w:u w:val="single"/>
-          </w:rPr>
-          <w:t>1:4</w:t>
-        </w:r>
-      </w:hyperlink>
+      <w:r>
+        <w:rPr>
+          <w:lang w:val="hi_IN" w:bidi="hi_IN"/>
+        </w:rPr>
+        <w:t>1:4</w:t>
+      </w:r>
       <w:r>
         <w:rPr>
           <w:lang w:val="hi_IN" w:bidi="hi_IN"/>
@@ -14522,18 +14432,12 @@
         </w:rPr>
         <w:t xml:space="preserve"> या इमारत को इंगित नहीं करता है, इसलिए यहाँ यह एक निजी स्थान को संदर्भित कर सकता है जिसे जोड़े ने अपने मिलने के स्थान के रूप में उपयोग किया, संभवतः वह “घर” (स्थान) जहाँ उन्होंने वन में एक साथ समय बिताया (जैसा कि </w:t>
       </w:r>
-      <w:hyperlink r:id="rId23">
-        <w:r>
-          <w:rPr>
-            <w:lang w:val="hi_IN" w:bidi="hi_IN"/>
-          </w:rPr>
-          <w:rPr>
-            <w:color w:val="0000EE"/>
-            <w:u w:val="single"/>
-          </w:rPr>
-          <w:t>1:17</w:t>
-        </w:r>
-      </w:hyperlink>
+      <w:r>
+        <w:rPr>
+          <w:lang w:val="hi_IN" w:bidi="hi_IN"/>
+        </w:rPr>
+        <w:t>1:17</w:t>
+      </w:r>
       <w:r>
         <w:rPr>
           <w:lang w:val="hi_IN" w:bidi="hi_IN"/>
@@ -15667,18 +15571,12 @@
         </w:rPr>
         <w:t xml:space="preserve"> शब्द का </w:t>
       </w:r>
-      <w:hyperlink r:id="rId24">
-        <w:r>
-          <w:rPr>
-            <w:lang w:val="hi_IN" w:bidi="hi_IN"/>
-          </w:rPr>
-          <w:rPr>
-            <w:color w:val="0000EE"/>
-            <w:u w:val="single"/>
-          </w:rPr>
-          <w:t>2:3</w:t>
-        </w:r>
-      </w:hyperlink>
+      <w:r>
+        <w:rPr>
+          <w:lang w:val="hi_IN" w:bidi="hi_IN"/>
+        </w:rPr>
+        <w:t>2:3</w:t>
+      </w:r>
       <w:r>
         <w:rPr>
           <w:lang w:val="hi_IN" w:bidi="hi_IN"/>
@@ -16406,18 +16304,12 @@
         </w:rPr>
         <w:t xml:space="preserve"> वाक्यांश का </w:t>
       </w:r>
-      <w:hyperlink r:id="rId18">
-        <w:r>
-          <w:rPr>
-            <w:lang w:val="hi_IN" w:bidi="hi_IN"/>
-          </w:rPr>
-          <w:rPr>
-            <w:color w:val="0000EE"/>
-            <w:u w:val="single"/>
-          </w:rPr>
-          <w:t>1:5</w:t>
-        </w:r>
-      </w:hyperlink>
+      <w:r>
+        <w:rPr>
+          <w:lang w:val="hi_IN" w:bidi="hi_IN"/>
+        </w:rPr>
+        <w:t>1:5</w:t>
+      </w:r>
       <w:r>
         <w:rPr>
           <w:lang w:val="hi_IN" w:bidi="hi_IN"/>
@@ -17437,18 +17329,12 @@
         </w:rPr>
         <w:t xml:space="preserve"> एक विस्मयादिबोधक शब्द है जिसका उपयोग किसी चीज़ की ओर ध्यान आकर्षित करने के लिए किया जाता है। यहाँ इसका उपयोग पुरुष के आगमन की ओर ध्यान आकर्षित करने के लिए किया गया है। इस भावना को व्यक्त करने के लिए अपनी भाषा में एक स्वाभाविक विस्मयादिबोधक का उपयोग करें। देखें कि आपने </w:t>
       </w:r>
-      <w:hyperlink r:id="rId25">
-        <w:r>
-          <w:rPr>
-            <w:lang w:val="hi_IN" w:bidi="hi_IN"/>
-          </w:rPr>
-          <w:rPr>
-            <w:color w:val="0000EE"/>
-            <w:u w:val="single"/>
-          </w:rPr>
-          <w:t>1:15</w:t>
-        </w:r>
-      </w:hyperlink>
+      <w:r>
+        <w:rPr>
+          <w:lang w:val="hi_IN" w:bidi="hi_IN"/>
+        </w:rPr>
+        <w:t>1:15</w:t>
+      </w:r>
       <w:r>
         <w:rPr>
           <w:lang w:val="hi_IN" w:bidi="hi_IN"/>
@@ -17986,18 +17872,12 @@
         </w:rPr>
         <w:t xml:space="preserve">देखें कि आपने </w:t>
       </w:r>
-      <w:hyperlink r:id="rId26">
-        <w:r>
-          <w:rPr>
-            <w:lang w:val="hi_IN" w:bidi="hi_IN"/>
-          </w:rPr>
-          <w:rPr>
-            <w:color w:val="0000EE"/>
-            <w:u w:val="single"/>
-          </w:rPr>
-          <w:t>2:7</w:t>
-        </w:r>
-      </w:hyperlink>
+      <w:r>
+        <w:rPr>
+          <w:lang w:val="hi_IN" w:bidi="hi_IN"/>
+        </w:rPr>
+        <w:t>2:7</w:t>
+      </w:r>
       <w:r>
         <w:rPr>
           <w:lang w:val="hi_IN" w:bidi="hi_IN"/>
@@ -20548,18 +20428,12 @@
         </w:rPr>
         <w:t xml:space="preserve">देखें कि आपने </w:t>
       </w:r>
-      <w:hyperlink r:id="rId27">
-        <w:r>
-          <w:rPr>
-            <w:lang w:val="hi_IN" w:bidi="hi_IN"/>
-          </w:rPr>
-          <w:rPr>
-            <w:color w:val="0000EE"/>
-            <w:u w:val="single"/>
-          </w:rPr>
-          <w:t>2:10</w:t>
-        </w:r>
-      </w:hyperlink>
+      <w:r>
+        <w:rPr>
+          <w:lang w:val="hi_IN" w:bidi="hi_IN"/>
+        </w:rPr>
+        <w:t>2:10</w:t>
+      </w:r>
       <w:r>
         <w:rPr>
           <w:lang w:val="hi_IN" w:bidi="hi_IN"/>
@@ -22369,18 +22243,12 @@
         </w:rPr>
         <w:t>” हो (</w:t>
       </w:r>
-      <w:hyperlink r:id="rId28">
-        <w:r>
-          <w:rPr>
-            <w:lang w:val="hi_IN" w:bidi="hi_IN"/>
-          </w:rPr>
-          <w:rPr>
-            <w:color w:val="0000EE"/>
-            <w:u w:val="single"/>
-          </w:rPr>
-          <w:t>2:9</w:t>
-        </w:r>
-      </w:hyperlink>
+      <w:r>
+        <w:rPr>
+          <w:lang w:val="hi_IN" w:bidi="hi_IN"/>
+        </w:rPr>
+        <w:t>2:9</w:t>
+      </w:r>
       <w:r>
         <w:rPr>
           <w:lang w:val="hi_IN" w:bidi="hi_IN"/>
@@ -22413,18 +22281,12 @@
         </w:rPr>
         <w:t xml:space="preserve"> का उपयोग स्वयं का प्रतिनिधित्व करने के लिए कर रही है जैसा कि उसने </w:t>
       </w:r>
-      <w:hyperlink r:id="rId22">
-        <w:r>
-          <w:rPr>
-            <w:lang w:val="hi_IN" w:bidi="hi_IN"/>
-          </w:rPr>
-          <w:rPr>
-            <w:color w:val="0000EE"/>
-            <w:u w:val="single"/>
-          </w:rPr>
-          <w:t>2:1</w:t>
-        </w:r>
-      </w:hyperlink>
+      <w:r>
+        <w:rPr>
+          <w:lang w:val="hi_IN" w:bidi="hi_IN"/>
+        </w:rPr>
+        <w:t>2:1</w:t>
+      </w:r>
       <w:r>
         <w:rPr>
           <w:lang w:val="hi_IN" w:bidi="hi_IN"/>
@@ -22567,18 +22429,12 @@
         </w:rPr>
         <w:t xml:space="preserve">देखें कि आपने </w:t>
       </w:r>
-      <w:hyperlink r:id="rId22">
-        <w:r>
-          <w:rPr>
-            <w:lang w:val="hi_IN" w:bidi="hi_IN"/>
-          </w:rPr>
-          <w:rPr>
-            <w:color w:val="0000EE"/>
-            <w:u w:val="single"/>
-          </w:rPr>
-          <w:t>2:1</w:t>
-        </w:r>
-      </w:hyperlink>
+      <w:r>
+        <w:rPr>
+          <w:lang w:val="hi_IN" w:bidi="hi_IN"/>
+        </w:rPr>
+        <w:t>2:1</w:t>
+      </w:r>
       <w:r>
         <w:rPr>
           <w:lang w:val="hi_IN" w:bidi="hi_IN"/>
@@ -23091,18 +22947,12 @@
         </w:rPr>
         <w:t xml:space="preserve">देखें कि आपने </w:t>
       </w:r>
-      <w:hyperlink r:id="rId26">
-        <w:r>
-          <w:rPr>
-            <w:lang w:val="hi_IN" w:bidi="hi_IN"/>
-          </w:rPr>
-          <w:rPr>
-            <w:color w:val="0000EE"/>
-            <w:u w:val="single"/>
-          </w:rPr>
-          <w:t>2:7</w:t>
-        </w:r>
-      </w:hyperlink>
+      <w:r>
+        <w:rPr>
+          <w:lang w:val="hi_IN" w:bidi="hi_IN"/>
+        </w:rPr>
+        <w:t>2:7</w:t>
+      </w:r>
       <w:r>
         <w:rPr>
           <w:lang w:val="hi_IN" w:bidi="hi_IN"/>
@@ -23334,36 +23184,24 @@
           <w:lang w:val="hi_IN" w:bidi="hi_IN"/>
         </w:rPr>
       </w:r>
-      <w:hyperlink r:id="rId29">
-        <w:r>
-          <w:rPr>
-            <w:lang w:val="hi_IN" w:bidi="hi_IN"/>
-          </w:rPr>
-          <w:rPr>
-            <w:color w:val="0000EE"/>
-            <w:u w:val="single"/>
-          </w:rPr>
-          <w:t>3:1–3</w:t>
-        </w:r>
-      </w:hyperlink>
+      <w:r>
+        <w:rPr>
+          <w:lang w:val="hi_IN" w:bidi="hi_IN"/>
+        </w:rPr>
+        <w:t>3:1–3</w:t>
+      </w:r>
       <w:r>
         <w:rPr>
           <w:lang w:val="hi_IN" w:bidi="hi_IN"/>
         </w:rPr>
         <w:t xml:space="preserve"> उस भावना का वर्णन करता है जो स्त्री के मन में उस पुरुष के लिए थी जिसे वह प्रेम करती थी, और यह उसके द्वारा उस प्रिय पुरुष को मेहनत से खोजने का वर्णन करता है। </w:t>
       </w:r>
-      <w:hyperlink r:id="rId30">
-        <w:r>
-          <w:rPr>
-            <w:lang w:val="hi_IN" w:bidi="hi_IN"/>
-          </w:rPr>
-          <w:rPr>
-            <w:color w:val="0000EE"/>
-            <w:u w:val="single"/>
-          </w:rPr>
-          <w:t>3:4</w:t>
-        </w:r>
-      </w:hyperlink>
+      <w:r>
+        <w:rPr>
+          <w:lang w:val="hi_IN" w:bidi="hi_IN"/>
+        </w:rPr>
+        <w:t>3:4</w:t>
+      </w:r>
       <w:r>
         <w:rPr>
           <w:lang w:val="hi_IN" w:bidi="hi_IN"/>
@@ -23392,18 +23230,12 @@
         </w:rPr>
         <w:t xml:space="preserve">क्या </w:t>
       </w:r>
-      <w:hyperlink r:id="rId31">
-        <w:r>
-          <w:rPr>
-            <w:lang w:val="hi_IN" w:bidi="hi_IN"/>
-          </w:rPr>
-          <w:rPr>
-            <w:color w:val="0000EE"/>
-            <w:u w:val="single"/>
-          </w:rPr>
-          <w:t>3:1–4</w:t>
-        </w:r>
-      </w:hyperlink>
+      <w:r>
+        <w:rPr>
+          <w:lang w:val="hi_IN" w:bidi="hi_IN"/>
+        </w:rPr>
+        <w:t>3:1–4</w:t>
+      </w:r>
       <w:r>
         <w:rPr>
           <w:lang w:val="hi_IN" w:bidi="hi_IN"/>
@@ -23424,36 +23256,24 @@
         </w:rPr>
         <w:t xml:space="preserve">बाइबल विद्वान निश्चित रूप से नहीं जानते कि </w:t>
       </w:r>
-      <w:hyperlink r:id="rId31">
-        <w:r>
-          <w:rPr>
-            <w:lang w:val="hi_IN" w:bidi="hi_IN"/>
-          </w:rPr>
-          <w:rPr>
-            <w:color w:val="0000EE"/>
-            <w:u w:val="single"/>
-          </w:rPr>
-          <w:t>3:1–4</w:t>
-        </w:r>
-      </w:hyperlink>
+      <w:r>
+        <w:rPr>
+          <w:lang w:val="hi_IN" w:bidi="hi_IN"/>
+        </w:rPr>
+        <w:t>3:1–4</w:t>
+      </w:r>
       <w:r>
         <w:rPr>
           <w:lang w:val="hi_IN" w:bidi="hi_IN"/>
         </w:rPr>
         <w:t xml:space="preserve"> में वर्णित घटनाएँ वास्तविक हैं, स्त्री ने उन्हें सपने में देखा है, या यह स्त्री की कल्पना मात्र है। कई बाइबल विद्वान मानते हैं कि </w:t>
       </w:r>
-      <w:hyperlink r:id="rId31">
-        <w:r>
-          <w:rPr>
-            <w:lang w:val="hi_IN" w:bidi="hi_IN"/>
-          </w:rPr>
-          <w:rPr>
-            <w:color w:val="0000EE"/>
-            <w:u w:val="single"/>
-          </w:rPr>
-          <w:t>3:1–4</w:t>
-        </w:r>
-      </w:hyperlink>
+      <w:r>
+        <w:rPr>
+          <w:lang w:val="hi_IN" w:bidi="hi_IN"/>
+        </w:rPr>
+        <w:t>3:1–4</w:t>
+      </w:r>
       <w:r>
         <w:rPr>
           <w:lang w:val="hi_IN" w:bidi="hi_IN"/>
@@ -23523,18 +23343,12 @@
         </w:rPr>
         <w:t xml:space="preserve">चूँकि बाइबल के विद्वान यह नहीं जानते हैं कि </w:t>
       </w:r>
-      <w:hyperlink r:id="rId31">
-        <w:r>
-          <w:rPr>
-            <w:lang w:val="hi_IN" w:bidi="hi_IN"/>
-          </w:rPr>
-          <w:rPr>
-            <w:color w:val="0000EE"/>
-            <w:u w:val="single"/>
-          </w:rPr>
-          <w:t>3:1–4</w:t>
-        </w:r>
-      </w:hyperlink>
+      <w:r>
+        <w:rPr>
+          <w:lang w:val="hi_IN" w:bidi="hi_IN"/>
+        </w:rPr>
+        <w:t>3:1–4</w:t>
+      </w:r>
       <w:r>
         <w:rPr>
           <w:lang w:val="hi_IN" w:bidi="hi_IN"/>
@@ -23936,18 +23750,12 @@
         </w:rPr>
         <w:t xml:space="preserve">देखें कि आपने समान वाक्यांश “अपने प्राणप्रिय को” का अनुवाद </w:t>
       </w:r>
-      <w:hyperlink r:id="rId32">
-        <w:r>
-          <w:rPr>
-            <w:lang w:val="hi_IN" w:bidi="hi_IN"/>
-          </w:rPr>
-          <w:rPr>
-            <w:color w:val="0000EE"/>
-            <w:u w:val="single"/>
-          </w:rPr>
-          <w:t>1:7</w:t>
-        </w:r>
-      </w:hyperlink>
+      <w:r>
+        <w:rPr>
+          <w:lang w:val="hi_IN" w:bidi="hi_IN"/>
+        </w:rPr>
+        <w:t>1:7</w:t>
+      </w:r>
       <w:r>
         <w:rPr>
           <w:lang w:val="hi_IN" w:bidi="hi_IN"/>
@@ -24449,18 +24257,12 @@
         </w:rPr>
         <w:t xml:space="preserve">देखें कि आपने इस समान वाक्यांश “अपने प्राणप्रिय को” का </w:t>
       </w:r>
-      <w:hyperlink r:id="rId32">
-        <w:r>
-          <w:rPr>
-            <w:lang w:val="hi_IN" w:bidi="hi_IN"/>
-          </w:rPr>
-          <w:rPr>
-            <w:color w:val="0000EE"/>
-            <w:u w:val="single"/>
-          </w:rPr>
-          <w:t>1:7</w:t>
-        </w:r>
-      </w:hyperlink>
+      <w:r>
+        <w:rPr>
+          <w:lang w:val="hi_IN" w:bidi="hi_IN"/>
+        </w:rPr>
+        <w:t>1:7</w:t>
+      </w:r>
       <w:r>
         <w:rPr>
           <w:lang w:val="hi_IN" w:bidi="hi_IN"/>
@@ -24802,18 +24604,12 @@
         </w:rPr>
         <w:t xml:space="preserve">देखें कि आपने इस समान वाक्यांश "मेरे प्राणप्रिय" का अनुवाद </w:t>
       </w:r>
-      <w:hyperlink r:id="rId32">
-        <w:r>
-          <w:rPr>
-            <w:lang w:val="hi_IN" w:bidi="hi_IN"/>
-          </w:rPr>
-          <w:rPr>
-            <w:color w:val="0000EE"/>
-            <w:u w:val="single"/>
-          </w:rPr>
-          <w:t>1:7</w:t>
-        </w:r>
-      </w:hyperlink>
+      <w:r>
+        <w:rPr>
+          <w:lang w:val="hi_IN" w:bidi="hi_IN"/>
+        </w:rPr>
+        <w:t>1:7</w:t>
+      </w:r>
       <w:r>
         <w:rPr>
           <w:lang w:val="hi_IN" w:bidi="hi_IN"/>
@@ -25079,18 +24875,12 @@
         </w:rPr>
         <w:t xml:space="preserve">देखें कि आपने इस समान वाक्यांश “मेरा प्राणप्रिय” का अनुवाद </w:t>
       </w:r>
-      <w:hyperlink r:id="rId32">
-        <w:r>
-          <w:rPr>
-            <w:lang w:val="hi_IN" w:bidi="hi_IN"/>
-          </w:rPr>
-          <w:rPr>
-            <w:color w:val="0000EE"/>
-            <w:u w:val="single"/>
-          </w:rPr>
-          <w:t>1:7</w:t>
-        </w:r>
-      </w:hyperlink>
+      <w:r>
+        <w:rPr>
+          <w:lang w:val="hi_IN" w:bidi="hi_IN"/>
+        </w:rPr>
+        <w:t>1:7</w:t>
+      </w:r>
       <w:r>
         <w:rPr>
           <w:lang w:val="hi_IN" w:bidi="hi_IN"/>
@@ -25425,18 +25215,12 @@
         </w:rPr>
         <w:t xml:space="preserve">यह वचन </w:t>
       </w:r>
-      <w:hyperlink r:id="rId26">
-        <w:r>
-          <w:rPr>
-            <w:lang w:val="hi_IN" w:bidi="hi_IN"/>
-          </w:rPr>
-          <w:rPr>
-            <w:color w:val="0000EE"/>
-            <w:u w:val="single"/>
-          </w:rPr>
-          <w:t>2:7</w:t>
-        </w:r>
-      </w:hyperlink>
+      <w:r>
+        <w:rPr>
+          <w:lang w:val="hi_IN" w:bidi="hi_IN"/>
+        </w:rPr>
+        <w:t>2:7</w:t>
+      </w:r>
       <w:r>
         <w:rPr>
           <w:lang w:val="hi_IN" w:bidi="hi_IN"/>
@@ -27413,18 +27197,12 @@
         </w:rPr>
         <w:t xml:space="preserve"> शब्द उसी वस्तु को सन्दर्भित करता है जिसे </w:t>
       </w:r>
-      <w:hyperlink r:id="rId33">
-        <w:r>
-          <w:rPr>
-            <w:lang w:val="hi_IN" w:bidi="hi_IN"/>
-          </w:rPr>
-          <w:rPr>
-            <w:color w:val="0000EE"/>
-            <w:u w:val="single"/>
-          </w:rPr>
-          <w:t>3:7</w:t>
-        </w:r>
-      </w:hyperlink>
+      <w:r>
+        <w:rPr>
+          <w:lang w:val="hi_IN" w:bidi="hi_IN"/>
+        </w:rPr>
+        <w:t>3:7</w:t>
+      </w:r>
       <w:r>
         <w:rPr>
           <w:lang w:val="hi_IN" w:bidi="hi_IN"/>
@@ -27483,18 +27261,12 @@
         </w:rPr>
         <w:t xml:space="preserve"> शब्द का अनुवाद उसी तरह कर सकते हैं जैसे आपने </w:t>
       </w:r>
-      <w:hyperlink r:id="rId33">
-        <w:r>
-          <w:rPr>
-            <w:lang w:val="hi_IN" w:bidi="hi_IN"/>
-          </w:rPr>
-          <w:rPr>
-            <w:color w:val="0000EE"/>
-            <w:u w:val="single"/>
-          </w:rPr>
-          <w:t>3:7</w:t>
-        </w:r>
-      </w:hyperlink>
+      <w:r>
+        <w:rPr>
+          <w:lang w:val="hi_IN" w:bidi="hi_IN"/>
+        </w:rPr>
+        <w:t>3:7</w:t>
+      </w:r>
       <w:r>
         <w:rPr>
           <w:lang w:val="hi_IN" w:bidi="hi_IN"/>
@@ -28533,18 +28305,12 @@
         </w:rPr>
         <w:t xml:space="preserve"> वाक्यांश का अनुवाद </w:t>
       </w:r>
-      <w:hyperlink r:id="rId18">
-        <w:r>
-          <w:rPr>
-            <w:lang w:val="hi_IN" w:bidi="hi_IN"/>
-          </w:rPr>
-          <w:rPr>
-            <w:color w:val="0000EE"/>
-            <w:u w:val="single"/>
-          </w:rPr>
-          <w:t>1:5</w:t>
-        </w:r>
-      </w:hyperlink>
+      <w:r>
+        <w:rPr>
+          <w:lang w:val="hi_IN" w:bidi="hi_IN"/>
+        </w:rPr>
+        <w:t>1:5</w:t>
+      </w:r>
       <w:r>
         <w:rPr>
           <w:lang w:val="hi_IN" w:bidi="hi_IN"/>
@@ -28771,54 +28537,36 @@
         </w:rPr>
         <w:t xml:space="preserve"> वाक्यांश उन युवा स्त्रियों को सन्दर्भित करने का एक काव्यात्मक तरीका है जो यरूशलेम के नगर से थीं (ये सम्भवतः वही स्त्रियाँ हैं जिन्हें </w:t>
       </w:r>
-      <w:hyperlink r:id="rId16">
-        <w:r>
-          <w:rPr>
-            <w:lang w:val="hi_IN" w:bidi="hi_IN"/>
-          </w:rPr>
-          <w:rPr>
-            <w:color w:val="0000EE"/>
-            <w:u w:val="single"/>
-          </w:rPr>
-          <w:t>1:3</w:t>
-        </w:r>
-      </w:hyperlink>
+      <w:r>
+        <w:rPr>
+          <w:lang w:val="hi_IN" w:bidi="hi_IN"/>
+        </w:rPr>
+        <w:t>1:3</w:t>
+      </w:r>
       <w:r>
         <w:rPr>
           <w:lang w:val="hi_IN" w:bidi="hi_IN"/>
         </w:rPr>
         <w:t xml:space="preserve"> में "कुमारियाँ" और </w:t>
       </w:r>
-      <w:hyperlink r:id="rId26">
-        <w:r>
-          <w:rPr>
-            <w:lang w:val="hi_IN" w:bidi="hi_IN"/>
-          </w:rPr>
-          <w:rPr>
-            <w:color w:val="0000EE"/>
-            <w:u w:val="single"/>
-          </w:rPr>
-          <w:t>2:7</w:t>
-        </w:r>
-      </w:hyperlink>
+      <w:r>
+        <w:rPr>
+          <w:lang w:val="hi_IN" w:bidi="hi_IN"/>
+        </w:rPr>
+        <w:t>2:7</w:t>
+      </w:r>
       <w:r>
         <w:rPr>
           <w:lang w:val="hi_IN" w:bidi="hi_IN"/>
         </w:rPr>
         <w:t xml:space="preserve"> और </w:t>
       </w:r>
-      <w:hyperlink r:id="rId34">
-        <w:r>
-          <w:rPr>
-            <w:lang w:val="hi_IN" w:bidi="hi_IN"/>
-          </w:rPr>
-          <w:rPr>
-            <w:color w:val="0000EE"/>
-            <w:u w:val="single"/>
-          </w:rPr>
-          <w:t>3:5</w:t>
-        </w:r>
-      </w:hyperlink>
+      <w:r>
+        <w:rPr>
+          <w:lang w:val="hi_IN" w:bidi="hi_IN"/>
+        </w:rPr>
+        <w:t>3:5</w:t>
+      </w:r>
       <w:r>
         <w:rPr>
           <w:lang w:val="hi_IN" w:bidi="hi_IN"/>
@@ -29233,36 +28981,24 @@
         </w:rPr>
         <w:t xml:space="preserve">पुरुष उस स्त्री का वर्णन करते हैं जिसे वे </w:t>
       </w:r>
-      <w:hyperlink r:id="rId35">
-        <w:r>
-          <w:rPr>
-            <w:lang w:val="hi_IN" w:bidi="hi_IN"/>
-          </w:rPr>
-          <w:rPr>
-            <w:color w:val="0000EE"/>
-            <w:u w:val="single"/>
-          </w:rPr>
-          <w:t>4:1–4:5</w:t>
-        </w:r>
-      </w:hyperlink>
+      <w:r>
+        <w:rPr>
+          <w:lang w:val="hi_IN" w:bidi="hi_IN"/>
+        </w:rPr>
+        <w:t>4:1–4:5</w:t>
+      </w:r>
       <w:r>
         <w:rPr>
           <w:lang w:val="hi_IN" w:bidi="hi_IN"/>
         </w:rPr>
         <w:t xml:space="preserve"> और </w:t>
       </w:r>
-      <w:hyperlink r:id="rId36">
-        <w:r>
-          <w:rPr>
-            <w:lang w:val="hi_IN" w:bidi="hi_IN"/>
-          </w:rPr>
-          <w:rPr>
-            <w:color w:val="0000EE"/>
-            <w:u w:val="single"/>
-          </w:rPr>
-          <w:t>4:7</w:t>
-        </w:r>
-      </w:hyperlink>
+      <w:r>
+        <w:rPr>
+          <w:lang w:val="hi_IN" w:bidi="hi_IN"/>
+        </w:rPr>
+        <w:t>4:7</w:t>
+      </w:r>
       <w:r>
         <w:rPr>
           <w:lang w:val="hi_IN" w:bidi="hi_IN"/>
@@ -29288,18 +29024,12 @@
           <w:lang w:val="hi_IN" w:bidi="hi_IN"/>
         </w:rPr>
       </w:r>
-      <w:hyperlink r:id="rId37">
-        <w:r>
-          <w:rPr>
-            <w:lang w:val="hi_IN" w:bidi="hi_IN"/>
-          </w:rPr>
-          <w:rPr>
-            <w:color w:val="0000EE"/>
-            <w:u w:val="single"/>
-          </w:rPr>
-          <w:t>4:8</w:t>
-        </w:r>
-      </w:hyperlink>
+      <w:r>
+        <w:rPr>
+          <w:lang w:val="hi_IN" w:bidi="hi_IN"/>
+        </w:rPr>
+        <w:t>4:8</w:t>
+      </w:r>
       <w:r>
         <w:rPr>
           <w:lang w:val="hi_IN" w:bidi="hi_IN"/>
@@ -29338,18 +29068,12 @@
         </w:rPr>
         <w:t xml:space="preserve">)" के लिए आमंत्रित करते हैं ताकि वह उनके साथ हो सके। स्त्री वास्तव में इन स्थानों में नहीं रह रही है, बल्कि पुरुष कल्पनाशील और काव्यात्मक भाषा का उपयोग कर रहे हैं यह वर्णन करने के लिए कि वे उससे अलग होने के बारे में कैसा महसूस करते हैं और उसके साथ होने की अपनी लालसा को व्यक्त करने के लिए वर्णन करते हैं। </w:t>
       </w:r>
-      <w:hyperlink r:id="rId38">
-        <w:r>
-          <w:rPr>
-            <w:lang w:val="hi_IN" w:bidi="hi_IN"/>
-          </w:rPr>
-          <w:rPr>
-            <w:color w:val="0000EE"/>
-            <w:u w:val="single"/>
-          </w:rPr>
-          <w:t>4:12</w:t>
-        </w:r>
-      </w:hyperlink>
+      <w:r>
+        <w:rPr>
+          <w:lang w:val="hi_IN" w:bidi="hi_IN"/>
+        </w:rPr>
+        <w:t>4:12</w:t>
+      </w:r>
       <w:r>
         <w:rPr>
           <w:lang w:val="hi_IN" w:bidi="hi_IN"/>
@@ -29386,18 +29110,12 @@
           <w:lang w:val="hi_IN" w:bidi="hi_IN"/>
         </w:rPr>
       </w:r>
-      <w:hyperlink r:id="rId39">
-        <w:r>
-          <w:rPr>
-            <w:lang w:val="hi_IN" w:bidi="hi_IN"/>
-          </w:rPr>
-          <w:rPr>
-            <w:color w:val="0000EE"/>
-            <w:u w:val="single"/>
-          </w:rPr>
-          <w:t>4:12–5:1</w:t>
-        </w:r>
-      </w:hyperlink>
+      <w:r>
+        <w:rPr>
+          <w:lang w:val="hi_IN" w:bidi="hi_IN"/>
+        </w:rPr>
+        <w:t>4:12–5:1</w:t>
+      </w:r>
       <w:r>
         <w:rPr>
           <w:lang w:val="hi_IN" w:bidi="hi_IN"/>
@@ -29416,54 +29134,36 @@
         </w:rPr>
         <w:t>" से करता है (</w:t>
       </w:r>
-      <w:hyperlink r:id="rId40">
-        <w:r>
-          <w:rPr>
-            <w:lang w:val="hi_IN" w:bidi="hi_IN"/>
-          </w:rPr>
-          <w:rPr>
-            <w:color w:val="0000EE"/>
-            <w:u w:val="single"/>
-          </w:rPr>
-          <w:t xml:space="preserve">4:12–4:15 </w:t>
-        </w:r>
-      </w:hyperlink>
+      <w:r>
+        <w:rPr>
+          <w:lang w:val="hi_IN" w:bidi="hi_IN"/>
+        </w:rPr>
+        <w:t xml:space="preserve">4:12–4:15 </w:t>
+      </w:r>
       <w:r>
         <w:rPr>
           <w:lang w:val="hi_IN" w:bidi="hi_IN"/>
         </w:rPr>
         <w:t xml:space="preserve">में ) जहाँ कई मनमोहक चीजें उगती हैं और फिर महिला </w:t>
       </w:r>
-      <w:hyperlink r:id="rId41">
-        <w:r>
-          <w:rPr>
-            <w:lang w:val="hi_IN" w:bidi="hi_IN"/>
-          </w:rPr>
-          <w:rPr>
-            <w:color w:val="0000EE"/>
-            <w:u w:val="single"/>
-          </w:rPr>
-          <w:t>4:16</w:t>
-        </w:r>
-      </w:hyperlink>
+      <w:r>
+        <w:rPr>
+          <w:lang w:val="hi_IN" w:bidi="hi_IN"/>
+        </w:rPr>
+        <w:t>4:16</w:t>
+      </w:r>
       <w:r>
         <w:rPr>
           <w:lang w:val="hi_IN" w:bidi="hi_IN"/>
         </w:rPr>
         <w:t xml:space="preserve"> में पुरुष को अपने बारी में आने का निमंत्रण देती है। पुरुष फिर </w:t>
       </w:r>
-      <w:hyperlink r:id="rId42">
-        <w:r>
-          <w:rPr>
-            <w:lang w:val="hi_IN" w:bidi="hi_IN"/>
-          </w:rPr>
-          <w:rPr>
-            <w:color w:val="0000EE"/>
-            <w:u w:val="single"/>
-          </w:rPr>
-          <w:t>5:1</w:t>
-        </w:r>
-      </w:hyperlink>
+      <w:r>
+        <w:rPr>
+          <w:lang w:val="hi_IN" w:bidi="hi_IN"/>
+        </w:rPr>
+        <w:t>5:1</w:t>
+      </w:r>
       <w:r>
         <w:rPr>
           <w:lang w:val="hi_IN" w:bidi="hi_IN"/>
@@ -29489,54 +29189,36 @@
         </w:rPr>
         <w:t xml:space="preserve">शब्द का उपयोग </w:t>
       </w:r>
-      <w:hyperlink r:id="rId38">
-        <w:r>
-          <w:rPr>
-            <w:lang w:val="hi_IN" w:bidi="hi_IN"/>
-          </w:rPr>
-          <w:rPr>
-            <w:color w:val="0000EE"/>
-            <w:u w:val="single"/>
-          </w:rPr>
-          <w:t>4:12</w:t>
-        </w:r>
-      </w:hyperlink>
+      <w:r>
+        <w:rPr>
+          <w:lang w:val="hi_IN" w:bidi="hi_IN"/>
+        </w:rPr>
+        <w:t>4:12</w:t>
+      </w:r>
       <w:r>
         <w:rPr>
           <w:lang w:val="hi_IN" w:bidi="hi_IN"/>
         </w:rPr>
         <w:t xml:space="preserve">, </w:t>
       </w:r>
-      <w:hyperlink r:id="rId41">
-        <w:r>
-          <w:rPr>
-            <w:lang w:val="hi_IN" w:bidi="hi_IN"/>
-          </w:rPr>
-          <w:rPr>
-            <w:color w:val="0000EE"/>
-            <w:u w:val="single"/>
-          </w:rPr>
-          <w:t>4:16</w:t>
-        </w:r>
-      </w:hyperlink>
+      <w:r>
+        <w:rPr>
+          <w:lang w:val="hi_IN" w:bidi="hi_IN"/>
+        </w:rPr>
+        <w:t>4:16</w:t>
+      </w:r>
       <w:r>
         <w:rPr>
           <w:lang w:val="hi_IN" w:bidi="hi_IN"/>
         </w:rPr>
         <w:t xml:space="preserve"> (दो बार), और </w:t>
       </w:r>
-      <w:hyperlink r:id="rId42">
-        <w:r>
-          <w:rPr>
-            <w:lang w:val="hi_IN" w:bidi="hi_IN"/>
-          </w:rPr>
-          <w:rPr>
-            <w:color w:val="0000EE"/>
-            <w:u w:val="single"/>
-          </w:rPr>
-          <w:t>5:1</w:t>
-        </w:r>
-      </w:hyperlink>
+      <w:r>
+        <w:rPr>
+          <w:lang w:val="hi_IN" w:bidi="hi_IN"/>
+        </w:rPr>
+        <w:t>5:1</w:t>
+      </w:r>
       <w:r>
         <w:rPr>
           <w:lang w:val="hi_IN" w:bidi="hi_IN"/>
@@ -29555,18 +29237,12 @@
         </w:rPr>
         <w:t xml:space="preserve">" शब्द का अनुवाद करते समय सुसंगत रहना चाहिए। </w:t>
       </w:r>
-      <w:hyperlink r:id="rId43">
-        <w:r>
-          <w:rPr>
-            <w:lang w:val="hi_IN" w:bidi="hi_IN"/>
-          </w:rPr>
-          <w:rPr>
-            <w:color w:val="0000EE"/>
-            <w:u w:val="single"/>
-          </w:rPr>
-          <w:t>4:13</w:t>
-        </w:r>
-      </w:hyperlink>
+      <w:r>
+        <w:rPr>
+          <w:lang w:val="hi_IN" w:bidi="hi_IN"/>
+        </w:rPr>
+        <w:t>4:13</w:t>
+      </w:r>
       <w:r>
         <w:rPr>
           <w:lang w:val="hi_IN" w:bidi="hi_IN"/>
@@ -29585,18 +29261,12 @@
         </w:rPr>
         <w:t xml:space="preserve">" के रूप में वर्णित करता है और फिर </w:t>
       </w:r>
-      <w:hyperlink r:id="rId41">
-        <w:r>
-          <w:rPr>
-            <w:lang w:val="hi_IN" w:bidi="hi_IN"/>
-          </w:rPr>
-          <w:rPr>
-            <w:color w:val="0000EE"/>
-            <w:u w:val="single"/>
-          </w:rPr>
-          <w:t>4:16</w:t>
-        </w:r>
-      </w:hyperlink>
+      <w:r>
+        <w:rPr>
+          <w:lang w:val="hi_IN" w:bidi="hi_IN"/>
+        </w:rPr>
+        <w:t>4:16</w:t>
+      </w:r>
       <w:r>
         <w:rPr>
           <w:lang w:val="hi_IN" w:bidi="hi_IN"/>
@@ -29764,18 +29434,12 @@
         </w:rPr>
         <w:t xml:space="preserve">देखिए कि आपने इन दो समानांतर वाक्यांशों का अनुवाद </w:t>
       </w:r>
-      <w:hyperlink r:id="rId25">
-        <w:r>
-          <w:rPr>
-            <w:lang w:val="hi_IN" w:bidi="hi_IN"/>
-          </w:rPr>
-          <w:rPr>
-            <w:color w:val="0000EE"/>
-            <w:u w:val="single"/>
-          </w:rPr>
-          <w:t>1:15</w:t>
-        </w:r>
-      </w:hyperlink>
+      <w:r>
+        <w:rPr>
+          <w:lang w:val="hi_IN" w:bidi="hi_IN"/>
+        </w:rPr>
+        <w:t>1:15</w:t>
+      </w:r>
       <w:r>
         <w:rPr>
           <w:lang w:val="hi_IN" w:bidi="hi_IN"/>
@@ -29892,18 +29556,12 @@
         </w:rPr>
         <w:t xml:space="preserve"> वाक्यांश का अनुवाद </w:t>
       </w:r>
-      <w:hyperlink r:id="rId25">
-        <w:r>
-          <w:rPr>
-            <w:lang w:val="hi_IN" w:bidi="hi_IN"/>
-          </w:rPr>
-          <w:rPr>
-            <w:color w:val="0000EE"/>
-            <w:u w:val="single"/>
-          </w:rPr>
-          <w:t>1:15</w:t>
-        </w:r>
-      </w:hyperlink>
+      <w:r>
+        <w:rPr>
+          <w:lang w:val="hi_IN" w:bidi="hi_IN"/>
+        </w:rPr>
+        <w:t>1:15</w:t>
+      </w:r>
       <w:r>
         <w:rPr>
           <w:lang w:val="hi_IN" w:bidi="hi_IN"/>
@@ -31035,18 +30693,12 @@
         </w:rPr>
         <w:t xml:space="preserve"> वाक्यांश का अनुवाद </w:t>
       </w:r>
-      <w:hyperlink r:id="rId44">
-        <w:r>
-          <w:rPr>
-            <w:lang w:val="hi_IN" w:bidi="hi_IN"/>
-          </w:rPr>
-          <w:rPr>
-            <w:color w:val="0000EE"/>
-            <w:u w:val="single"/>
-          </w:rPr>
-          <w:t>4:1</w:t>
-        </w:r>
-      </w:hyperlink>
+      <w:r>
+        <w:rPr>
+          <w:lang w:val="hi_IN" w:bidi="hi_IN"/>
+        </w:rPr>
+        <w:t>4:1</w:t>
+      </w:r>
       <w:r>
         <w:rPr>
           <w:lang w:val="hi_IN" w:bidi="hi_IN"/>
@@ -32127,18 +31779,12 @@
         </w:rPr>
         <w:t xml:space="preserve"> देखिए कि आपने </w:t>
       </w:r>
-      <w:hyperlink r:id="rId26">
-        <w:r>
-          <w:rPr>
-            <w:lang w:val="hi_IN" w:bidi="hi_IN"/>
-          </w:rPr>
-          <w:rPr>
-            <w:color w:val="0000EE"/>
-            <w:u w:val="single"/>
-          </w:rPr>
-          <w:t>2:7</w:t>
-        </w:r>
-      </w:hyperlink>
+      <w:r>
+        <w:rPr>
+          <w:lang w:val="hi_IN" w:bidi="hi_IN"/>
+        </w:rPr>
+        <w:t>2:7</w:t>
+      </w:r>
       <w:r>
         <w:rPr>
           <w:lang w:val="hi_IN" w:bidi="hi_IN"/>
@@ -32250,18 +31896,12 @@
         </w:rPr>
         <w:t xml:space="preserve">देखें कि आपने </w:t>
       </w:r>
-      <w:hyperlink r:id="rId22">
-        <w:r>
-          <w:rPr>
-            <w:lang w:val="hi_IN" w:bidi="hi_IN"/>
-          </w:rPr>
-          <w:rPr>
-            <w:color w:val="0000EE"/>
-            <w:u w:val="single"/>
-          </w:rPr>
-          <w:t>2:1</w:t>
-        </w:r>
-      </w:hyperlink>
+      <w:r>
+        <w:rPr>
+          <w:lang w:val="hi_IN" w:bidi="hi_IN"/>
+        </w:rPr>
+        <w:t>2:1</w:t>
+      </w:r>
       <w:r>
         <w:rPr>
           <w:lang w:val="hi_IN" w:bidi="hi_IN"/>
@@ -32386,18 +32026,12 @@
         </w:rPr>
         <w:t xml:space="preserve">वाक्यांश का अनुवाद </w:t>
       </w:r>
-      <w:hyperlink r:id="rId45">
-        <w:r>
-          <w:rPr>
-            <w:lang w:val="hi_IN" w:bidi="hi_IN"/>
-          </w:rPr>
-          <w:rPr>
-            <w:color w:val="0000EE"/>
-            <w:u w:val="single"/>
-          </w:rPr>
-          <w:t>2:17</w:t>
-        </w:r>
-      </w:hyperlink>
+      <w:r>
+        <w:rPr>
+          <w:lang w:val="hi_IN" w:bidi="hi_IN"/>
+        </w:rPr>
+        <w:t>2:17</w:t>
+      </w:r>
       <w:r>
         <w:rPr>
           <w:lang w:val="hi_IN" w:bidi="hi_IN"/>
@@ -32632,18 +32266,12 @@
         </w:rPr>
         <w:t xml:space="preserve"> का अनुवाद </w:t>
       </w:r>
-      <w:hyperlink r:id="rId20">
-        <w:r>
-          <w:rPr>
-            <w:lang w:val="hi_IN" w:bidi="hi_IN"/>
-          </w:rPr>
-          <w:rPr>
-            <w:color w:val="0000EE"/>
-            <w:u w:val="single"/>
-          </w:rPr>
-          <w:t>1:13</w:t>
-        </w:r>
-      </w:hyperlink>
+      <w:r>
+        <w:rPr>
+          <w:lang w:val="hi_IN" w:bidi="hi_IN"/>
+        </w:rPr>
+        <w:t>1:13</w:t>
+      </w:r>
       <w:r>
         <w:rPr>
           <w:lang w:val="hi_IN" w:bidi="hi_IN"/>
@@ -34062,18 +33690,12 @@
         </w:rPr>
         <w:t xml:space="preserve"> वाक्यांश का अनुवाद </w:t>
       </w:r>
-      <w:hyperlink r:id="rId46">
-        <w:r>
-          <w:rPr>
-            <w:lang w:val="hi_IN" w:bidi="hi_IN"/>
-          </w:rPr>
-          <w:rPr>
-            <w:color w:val="0000EE"/>
-            <w:u w:val="single"/>
-          </w:rPr>
-          <w:t>4:9</w:t>
-        </w:r>
-      </w:hyperlink>
+      <w:r>
+        <w:rPr>
+          <w:lang w:val="hi_IN" w:bidi="hi_IN"/>
+        </w:rPr>
+        <w:t>4:9</w:t>
+      </w:r>
       <w:r>
         <w:rPr>
           <w:lang w:val="hi_IN" w:bidi="hi_IN"/>
@@ -35436,18 +35058,12 @@
         </w:rPr>
         <w:t xml:space="preserve">देखें कि आपने </w:t>
       </w:r>
-      <w:hyperlink r:id="rId46">
-        <w:r>
-          <w:rPr>
-            <w:lang w:val="hi_IN" w:bidi="hi_IN"/>
-          </w:rPr>
-          <w:rPr>
-            <w:color w:val="0000EE"/>
-            <w:u w:val="single"/>
-          </w:rPr>
-          <w:t>4:9</w:t>
-        </w:r>
-      </w:hyperlink>
+      <w:r>
+        <w:rPr>
+          <w:lang w:val="hi_IN" w:bidi="hi_IN"/>
+        </w:rPr>
+        <w:t>4:9</w:t>
+      </w:r>
       <w:r>
         <w:rPr>
           <w:lang w:val="hi_IN" w:bidi="hi_IN"/>
@@ -36084,36 +35700,24 @@
         </w:rPr>
         <w:t xml:space="preserve"> के रूप में और विभिन्न अन्य मसालों और सुगन्धित पौधों और पेड़ों के रूप में वर्णित कर रहे हैं जो "किवाड़ लगाई हुई बारी के समान" हैं (</w:t>
       </w:r>
-      <w:hyperlink r:id="rId38">
-        <w:r>
-          <w:rPr>
-            <w:lang w:val="hi_IN" w:bidi="hi_IN"/>
-          </w:rPr>
-          <w:rPr>
-            <w:color w:val="0000EE"/>
-            <w:u w:val="single"/>
-          </w:rPr>
-          <w:t>4:12</w:t>
-        </w:r>
-      </w:hyperlink>
+      <w:r>
+        <w:rPr>
+          <w:lang w:val="hi_IN" w:bidi="hi_IN"/>
+        </w:rPr>
+        <w:t>4:12</w:t>
+      </w:r>
       <w:r>
         <w:rPr>
           <w:lang w:val="hi_IN" w:bidi="hi_IN"/>
         </w:rPr>
         <w:t xml:space="preserve">)। यदि आपने </w:t>
       </w:r>
-      <w:hyperlink r:id="rId38">
-        <w:r>
-          <w:rPr>
-            <w:lang w:val="hi_IN" w:bidi="hi_IN"/>
-          </w:rPr>
-          <w:rPr>
-            <w:color w:val="0000EE"/>
-            <w:u w:val="single"/>
-          </w:rPr>
-          <w:t>4:12</w:t>
-        </w:r>
-      </w:hyperlink>
+      <w:r>
+        <w:rPr>
+          <w:lang w:val="hi_IN" w:bidi="hi_IN"/>
+        </w:rPr>
+        <w:t>4:12</w:t>
+      </w:r>
       <w:r>
         <w:rPr>
           <w:lang w:val="hi_IN" w:bidi="hi_IN"/>
@@ -36322,18 +35926,12 @@
         </w:rPr>
         <w:t xml:space="preserve">देखें कि आपने </w:t>
       </w:r>
-      <w:hyperlink r:id="rId47">
-        <w:r>
-          <w:rPr>
-            <w:lang w:val="hi_IN" w:bidi="hi_IN"/>
-          </w:rPr>
-          <w:rPr>
-            <w:color w:val="0000EE"/>
-            <w:u w:val="single"/>
-          </w:rPr>
-          <w:t>1:12</w:t>
-        </w:r>
-      </w:hyperlink>
+      <w:r>
+        <w:rPr>
+          <w:lang w:val="hi_IN" w:bidi="hi_IN"/>
+        </w:rPr>
+        <w:t>1:12</w:t>
+      </w:r>
       <w:r>
         <w:rPr>
           <w:lang w:val="hi_IN" w:bidi="hi_IN"/>
@@ -36353,18 +35951,12 @@
         </w:rPr>
         <w:t xml:space="preserve"> शब्द का और </w:t>
       </w:r>
-      <w:hyperlink r:id="rId48">
-        <w:r>
-          <w:rPr>
-            <w:lang w:val="hi_IN" w:bidi="hi_IN"/>
-          </w:rPr>
-          <w:rPr>
-            <w:color w:val="0000EE"/>
-            <w:u w:val="single"/>
-          </w:rPr>
-          <w:t>1:14</w:t>
-        </w:r>
-      </w:hyperlink>
+      <w:r>
+        <w:rPr>
+          <w:lang w:val="hi_IN" w:bidi="hi_IN"/>
+        </w:rPr>
+        <w:t>1:14</w:t>
+      </w:r>
       <w:r>
         <w:rPr>
           <w:lang w:val="hi_IN" w:bidi="hi_IN"/>
@@ -36692,18 +36284,12 @@
         </w:rPr>
         <w:t xml:space="preserve">यहाँ, पुरुष उस रूपक को जारी रखते हैं जो उन्होंने </w:t>
       </w:r>
-      <w:hyperlink r:id="rId38">
-        <w:r>
-          <w:rPr>
-            <w:lang w:val="hi_IN" w:bidi="hi_IN"/>
-          </w:rPr>
-          <w:rPr>
-            <w:color w:val="0000EE"/>
-            <w:u w:val="single"/>
-          </w:rPr>
-          <w:t>4:12</w:t>
-        </w:r>
-      </w:hyperlink>
+      <w:r>
+        <w:rPr>
+          <w:lang w:val="hi_IN" w:bidi="hi_IN"/>
+        </w:rPr>
+        <w:t>4:12</w:t>
+      </w:r>
       <w:r>
         <w:rPr>
           <w:lang w:val="hi_IN" w:bidi="hi_IN"/>
@@ -36749,36 +36335,24 @@
         </w:rPr>
         <w:t xml:space="preserve"> हों। यदि आपने </w:t>
       </w:r>
-      <w:hyperlink r:id="rId49">
-        <w:r>
-          <w:rPr>
-            <w:lang w:val="hi_IN" w:bidi="hi_IN"/>
-          </w:rPr>
-          <w:rPr>
-            <w:color w:val="0000EE"/>
-            <w:u w:val="single"/>
-          </w:rPr>
-          <w:t>4:12–14</w:t>
-        </w:r>
-      </w:hyperlink>
+      <w:r>
+        <w:rPr>
+          <w:lang w:val="hi_IN" w:bidi="hi_IN"/>
+        </w:rPr>
+        <w:t>4:12–14</w:t>
+      </w:r>
       <w:r>
         <w:rPr>
           <w:lang w:val="hi_IN" w:bidi="hi_IN"/>
         </w:rPr>
         <w:t xml:space="preserve"> को उपमा के रूप में अनुवाद किया है, तो आपको इस वचन को भी उपमा के रूप में अनुवाद करना चाहिए। देखें कि आपने </w:t>
       </w:r>
-      <w:hyperlink r:id="rId38">
-        <w:r>
-          <w:rPr>
-            <w:lang w:val="hi_IN" w:bidi="hi_IN"/>
-          </w:rPr>
-          <w:rPr>
-            <w:color w:val="0000EE"/>
-            <w:u w:val="single"/>
-          </w:rPr>
-          <w:t>4:12</w:t>
-        </w:r>
-      </w:hyperlink>
+      <w:r>
+        <w:rPr>
+          <w:lang w:val="hi_IN" w:bidi="hi_IN"/>
+        </w:rPr>
+        <w:t>4:12</w:t>
+      </w:r>
       <w:r>
         <w:rPr>
           <w:lang w:val="hi_IN" w:bidi="hi_IN"/>
@@ -37511,18 +37085,12 @@
         </w:rPr>
         <w:t xml:space="preserve">यहाँ, स्त्री "बारी" के रूपक को जारी रखती हैं (जो पुरुष ने </w:t>
       </w:r>
-      <w:hyperlink r:id="rId38">
-        <w:r>
-          <w:rPr>
-            <w:lang w:val="hi_IN" w:bidi="hi_IN"/>
-          </w:rPr>
-          <w:rPr>
-            <w:color w:val="0000EE"/>
-            <w:u w:val="single"/>
-          </w:rPr>
-          <w:t>4:12</w:t>
-        </w:r>
-      </w:hyperlink>
+      <w:r>
+        <w:rPr>
+          <w:lang w:val="hi_IN" w:bidi="hi_IN"/>
+        </w:rPr>
+        <w:t>4:12</w:t>
+      </w:r>
       <w:r>
         <w:rPr>
           <w:lang w:val="hi_IN" w:bidi="hi_IN"/>
@@ -37607,36 +37175,24 @@
         </w:rPr>
         <w:t xml:space="preserve"> शब्द का अनुवाद उसी प्रकार करें जैसे आपने </w:t>
       </w:r>
-      <w:hyperlink r:id="rId38">
-        <w:r>
-          <w:rPr>
-            <w:lang w:val="hi_IN" w:bidi="hi_IN"/>
-          </w:rPr>
-          <w:rPr>
-            <w:color w:val="0000EE"/>
-            <w:u w:val="single"/>
-          </w:rPr>
-          <w:t>4:12</w:t>
-        </w:r>
-      </w:hyperlink>
+      <w:r>
+        <w:rPr>
+          <w:lang w:val="hi_IN" w:bidi="hi_IN"/>
+        </w:rPr>
+        <w:t>4:12</w:t>
+      </w:r>
       <w:r>
         <w:rPr>
           <w:lang w:val="hi_IN" w:bidi="hi_IN"/>
         </w:rPr>
         <w:t xml:space="preserve"> में किया था क्योंकि दोनों का सन्दर्भ स्त्री के शरीर से है। </w:t>
       </w:r>
-      <w:hyperlink r:id="rId43">
-        <w:r>
-          <w:rPr>
-            <w:lang w:val="hi_IN" w:bidi="hi_IN"/>
-          </w:rPr>
-          <w:rPr>
-            <w:color w:val="0000EE"/>
-            <w:u w:val="single"/>
-          </w:rPr>
-          <w:t>4:13</w:t>
-        </w:r>
-      </w:hyperlink>
+      <w:r>
+        <w:rPr>
+          <w:lang w:val="hi_IN" w:bidi="hi_IN"/>
+        </w:rPr>
+        <w:t>4:13</w:t>
+      </w:r>
       <w:r>
         <w:rPr>
           <w:lang w:val="hi_IN" w:bidi="hi_IN"/>
@@ -37669,18 +37225,12 @@
         </w:rPr>
         <w:t xml:space="preserve">खाने के लिए नेवता देती हैं। यदि आपने </w:t>
       </w:r>
-      <w:hyperlink r:id="rId40">
-        <w:r>
-          <w:rPr>
-            <w:lang w:val="hi_IN" w:bidi="hi_IN"/>
-          </w:rPr>
-          <w:rPr>
-            <w:color w:val="0000EE"/>
-            <w:u w:val="single"/>
-          </w:rPr>
-          <w:t>4:12–15</w:t>
-        </w:r>
-      </w:hyperlink>
+      <w:r>
+        <w:rPr>
+          <w:lang w:val="hi_IN" w:bidi="hi_IN"/>
+        </w:rPr>
+        <w:t>4:12–15</w:t>
+      </w:r>
       <w:r>
         <w:rPr>
           <w:lang w:val="hi_IN" w:bidi="hi_IN"/>
@@ -38108,18 +37658,12 @@
         </w:rPr>
         <w:t xml:space="preserve">अनफोल्डिंग वर्ड लिट्रल ट्रान्सलेशन </w:t>
       </w:r>
-      <w:hyperlink r:id="rId50">
-        <w:r>
-          <w:rPr>
-            <w:lang w:val="hi_IN" w:bidi="hi_IN"/>
-          </w:rPr>
-          <w:rPr>
-            <w:color w:val="0000EE"/>
-            <w:u w:val="single"/>
-          </w:rPr>
-          <w:t>5:13</w:t>
-        </w:r>
-      </w:hyperlink>
+      <w:r>
+        <w:rPr>
+          <w:lang w:val="hi_IN" w:bidi="hi_IN"/>
+        </w:rPr>
+        <w:t>5:13</w:t>
+      </w:r>
       <w:r>
         <w:rPr>
           <w:lang w:val="hi_IN" w:bidi="hi_IN"/>
@@ -38301,18 +37845,12 @@
         </w:rPr>
         <w:t xml:space="preserve">यहाँ, पुरुष उस "बारी" रूपक का उपयोग करना जारी रखते हैं जो उन्होंने </w:t>
       </w:r>
-      <w:hyperlink r:id="rId38">
-        <w:r>
-          <w:rPr>
-            <w:lang w:val="hi_IN" w:bidi="hi_IN"/>
-          </w:rPr>
-          <w:rPr>
-            <w:color w:val="0000EE"/>
-            <w:u w:val="single"/>
-          </w:rPr>
-          <w:t>4:12</w:t>
-        </w:r>
-      </w:hyperlink>
+      <w:r>
+        <w:rPr>
+          <w:lang w:val="hi_IN" w:bidi="hi_IN"/>
+        </w:rPr>
+        <w:t>4:12</w:t>
+      </w:r>
       <w:r>
         <w:rPr>
           <w:lang w:val="hi_IN" w:bidi="hi_IN"/>
@@ -38371,18 +37909,12 @@
         </w:rPr>
         <w:t xml:space="preserve"> यह सभी उस पुरुष के लिए रूपक हैं जो स्त्री के शरीर का आनन्द ले रहे हैं। यदि आपने </w:t>
       </w:r>
-      <w:hyperlink r:id="rId51">
-        <w:r>
-          <w:rPr>
-            <w:lang w:val="hi_IN" w:bidi="hi_IN"/>
-          </w:rPr>
-          <w:rPr>
-            <w:color w:val="0000EE"/>
-            <w:u w:val="single"/>
-          </w:rPr>
-          <w:t>4:12–16</w:t>
-        </w:r>
-      </w:hyperlink>
+      <w:r>
+        <w:rPr>
+          <w:lang w:val="hi_IN" w:bidi="hi_IN"/>
+        </w:rPr>
+        <w:t>4:12–16</w:t>
+      </w:r>
       <w:r>
         <w:rPr>
           <w:lang w:val="hi_IN" w:bidi="hi_IN"/>
@@ -38822,18 +38354,12 @@
         </w:rPr>
         <w:t xml:space="preserve">देखें कि आपने </w:t>
       </w:r>
-      <w:hyperlink r:id="rId46">
-        <w:r>
-          <w:rPr>
-            <w:lang w:val="hi_IN" w:bidi="hi_IN"/>
-          </w:rPr>
-          <w:rPr>
-            <w:color w:val="0000EE"/>
-            <w:u w:val="single"/>
-          </w:rPr>
-          <w:t>4:9</w:t>
-        </w:r>
-      </w:hyperlink>
+      <w:r>
+        <w:rPr>
+          <w:lang w:val="hi_IN" w:bidi="hi_IN"/>
+        </w:rPr>
+        <w:t>4:9</w:t>
+      </w:r>
       <w:r>
         <w:rPr>
           <w:lang w:val="hi_IN" w:bidi="hi_IN"/>
@@ -39428,18 +38954,12 @@
         </w:rPr>
         <w:t xml:space="preserve">देखें कि आपने </w:t>
       </w:r>
-      <w:hyperlink r:id="rId20">
-        <w:r>
-          <w:rPr>
-            <w:lang w:val="hi_IN" w:bidi="hi_IN"/>
-          </w:rPr>
-          <w:rPr>
-            <w:color w:val="0000EE"/>
-            <w:u w:val="single"/>
-          </w:rPr>
-          <w:t>1:13</w:t>
-        </w:r>
-      </w:hyperlink>
+      <w:r>
+        <w:rPr>
+          <w:lang w:val="hi_IN" w:bidi="hi_IN"/>
+        </w:rPr>
+        <w:t>1:13</w:t>
+      </w:r>
       <w:r>
         <w:rPr>
           <w:lang w:val="hi_IN" w:bidi="hi_IN"/>
@@ -39536,18 +39056,12 @@
         </w:rPr>
         <w:t xml:space="preserve">देखें कि आपने </w:t>
       </w:r>
-      <w:hyperlink r:id="rId46">
-        <w:r>
-          <w:rPr>
-            <w:lang w:val="hi_IN" w:bidi="hi_IN"/>
-          </w:rPr>
-          <w:rPr>
-            <w:color w:val="0000EE"/>
-            <w:u w:val="single"/>
-          </w:rPr>
-          <w:t>4:9</w:t>
-        </w:r>
-      </w:hyperlink>
+      <w:r>
+        <w:rPr>
+          <w:lang w:val="hi_IN" w:bidi="hi_IN"/>
+        </w:rPr>
+        <w:t>4:9</w:t>
+      </w:r>
       <w:r>
         <w:rPr>
           <w:lang w:val="hi_IN" w:bidi="hi_IN"/>
@@ -39580,18 +39094,12 @@
         </w:rPr>
         <w:t xml:space="preserve"> और </w:t>
       </w:r>
-      <w:hyperlink r:id="rId19">
-        <w:r>
-          <w:rPr>
-            <w:lang w:val="hi_IN" w:bidi="hi_IN"/>
-          </w:rPr>
-          <w:rPr>
-            <w:color w:val="0000EE"/>
-            <w:u w:val="single"/>
-          </w:rPr>
-          <w:t>1:9</w:t>
-        </w:r>
-      </w:hyperlink>
+      <w:r>
+        <w:rPr>
+          <w:lang w:val="hi_IN" w:bidi="hi_IN"/>
+        </w:rPr>
+        <w:t>1:9</w:t>
+      </w:r>
       <w:r>
         <w:rPr>
           <w:lang w:val="hi_IN" w:bidi="hi_IN"/>
@@ -39729,18 +39237,12 @@
         </w:rPr>
         <w:t xml:space="preserve">देखें कि आपने </w:t>
       </w:r>
-      <w:hyperlink r:id="rId21">
-        <w:r>
-          <w:rPr>
-            <w:lang w:val="hi_IN" w:bidi="hi_IN"/>
-          </w:rPr>
-          <w:rPr>
-            <w:color w:val="0000EE"/>
-            <w:u w:val="single"/>
-          </w:rPr>
-          <w:t>2:14</w:t>
-        </w:r>
-      </w:hyperlink>
+      <w:r>
+        <w:rPr>
+          <w:lang w:val="hi_IN" w:bidi="hi_IN"/>
+        </w:rPr>
+        <w:t>2:14</w:t>
+      </w:r>
       <w:r>
         <w:rPr>
           <w:lang w:val="hi_IN" w:bidi="hi_IN"/>
@@ -40259,18 +39761,12 @@
         </w:rPr>
         <w:t xml:space="preserve">देखें कि आपने </w:t>
       </w:r>
-      <w:hyperlink r:id="rId20">
-        <w:r>
-          <w:rPr>
-            <w:lang w:val="hi_IN" w:bidi="hi_IN"/>
-          </w:rPr>
-          <w:rPr>
-            <w:color w:val="0000EE"/>
-            <w:u w:val="single"/>
-          </w:rPr>
-          <w:t>1:13</w:t>
-        </w:r>
-      </w:hyperlink>
+      <w:r>
+        <w:rPr>
+          <w:lang w:val="hi_IN" w:bidi="hi_IN"/>
+        </w:rPr>
+        <w:t>1:13</w:t>
+      </w:r>
       <w:r>
         <w:rPr>
           <w:lang w:val="hi_IN" w:bidi="hi_IN"/>
@@ -40954,18 +40450,12 @@
         </w:rPr>
         <w:t xml:space="preserve">देखें कि आपने </w:t>
       </w:r>
-      <w:hyperlink r:id="rId20">
-        <w:r>
-          <w:rPr>
-            <w:lang w:val="hi_IN" w:bidi="hi_IN"/>
-          </w:rPr>
-          <w:rPr>
-            <w:color w:val="0000EE"/>
-            <w:u w:val="single"/>
-          </w:rPr>
-          <w:t>1:13</w:t>
-        </w:r>
-      </w:hyperlink>
+      <w:r>
+        <w:rPr>
+          <w:lang w:val="hi_IN" w:bidi="hi_IN"/>
+        </w:rPr>
+        <w:t>1:13</w:t>
+      </w:r>
       <w:r>
         <w:rPr>
           <w:lang w:val="hi_IN" w:bidi="hi_IN"/>
@@ -41628,18 +41118,12 @@
         </w:rPr>
         <w:t xml:space="preserve">देखिए आपने </w:t>
       </w:r>
-      <w:hyperlink r:id="rId52">
-        <w:r>
-          <w:rPr>
-            <w:lang w:val="hi_IN" w:bidi="hi_IN"/>
-          </w:rPr>
-          <w:rPr>
-            <w:color w:val="0000EE"/>
-            <w:u w:val="single"/>
-          </w:rPr>
-          <w:t>3:3</w:t>
-        </w:r>
-      </w:hyperlink>
+      <w:r>
+        <w:rPr>
+          <w:lang w:val="hi_IN" w:bidi="hi_IN"/>
+        </w:rPr>
+        <w:t>3:3</w:t>
+      </w:r>
       <w:r>
         <w:rPr>
           <w:lang w:val="hi_IN" w:bidi="hi_IN"/>
@@ -42242,18 +41726,12 @@
         </w:rPr>
         <w:t xml:space="preserve">देखिए कि आपने </w:t>
       </w:r>
-      <w:hyperlink r:id="rId26">
-        <w:r>
-          <w:rPr>
-            <w:lang w:val="hi_IN" w:bidi="hi_IN"/>
-          </w:rPr>
-          <w:rPr>
-            <w:color w:val="0000EE"/>
-            <w:u w:val="single"/>
-          </w:rPr>
-          <w:t>2:7</w:t>
-        </w:r>
-      </w:hyperlink>
+      <w:r>
+        <w:rPr>
+          <w:lang w:val="hi_IN" w:bidi="hi_IN"/>
+        </w:rPr>
+        <w:t>2:7</w:t>
+      </w:r>
       <w:r>
         <w:rPr>
           <w:lang w:val="hi_IN" w:bidi="hi_IN"/>
@@ -42370,18 +41848,12 @@
         </w:rPr>
         <w:t xml:space="preserve">देखिए आपने </w:t>
       </w:r>
-      <w:hyperlink r:id="rId53">
-        <w:r>
-          <w:rPr>
-            <w:lang w:val="hi_IN" w:bidi="hi_IN"/>
-          </w:rPr>
-          <w:rPr>
-            <w:color w:val="0000EE"/>
-            <w:u w:val="single"/>
-          </w:rPr>
-          <w:t>2:5</w:t>
-        </w:r>
-      </w:hyperlink>
+      <w:r>
+        <w:rPr>
+          <w:lang w:val="hi_IN" w:bidi="hi_IN"/>
+        </w:rPr>
+        <w:t>2:5</w:t>
+      </w:r>
       <w:r>
         <w:rPr>
           <w:lang w:val="hi_IN" w:bidi="hi_IN"/>
@@ -42905,18 +42377,12 @@
         </w:rPr>
         <w:t xml:space="preserve">देखें कि आपने </w:t>
       </w:r>
-      <w:hyperlink r:id="rId54">
-        <w:r>
-          <w:rPr>
-            <w:lang w:val="hi_IN" w:bidi="hi_IN"/>
-          </w:rPr>
-          <w:rPr>
-            <w:color w:val="0000EE"/>
-            <w:u w:val="single"/>
-          </w:rPr>
-          <w:t>1:8</w:t>
-        </w:r>
-      </w:hyperlink>
+      <w:r>
+        <w:rPr>
+          <w:lang w:val="hi_IN" w:bidi="hi_IN"/>
+        </w:rPr>
+        <w:t>1:8</w:t>
+      </w:r>
       <w:r>
         <w:rPr>
           <w:lang w:val="hi_IN" w:bidi="hi_IN"/>
@@ -43882,18 +43348,12 @@
           <w:lang w:val="hi_IN" w:bidi="hi_IN"/>
         </w:rPr>
       </w:r>
-      <w:hyperlink r:id="rId25">
-        <w:r>
-          <w:rPr>
-            <w:lang w:val="hi_IN" w:bidi="hi_IN"/>
-          </w:rPr>
-          <w:rPr>
-            <w:color w:val="0000EE"/>
-            <w:u w:val="single"/>
-          </w:rPr>
-          <w:t>1:15</w:t>
-        </w:r>
-      </w:hyperlink>
+      <w:r>
+        <w:rPr>
+          <w:lang w:val="hi_IN" w:bidi="hi_IN"/>
+        </w:rPr>
+        <w:t>1:15</w:t>
+      </w:r>
       <w:r>
         <w:rPr>
           <w:lang w:val="hi_IN" w:bidi="hi_IN"/>
@@ -44950,18 +44410,12 @@
         </w:rPr>
         <w:t xml:space="preserve">देखें कि आपने </w:t>
       </w:r>
-      <w:hyperlink r:id="rId55">
-        <w:r>
-          <w:rPr>
-            <w:lang w:val="hi_IN" w:bidi="hi_IN"/>
-          </w:rPr>
-          <w:rPr>
-            <w:color w:val="0000EE"/>
-            <w:u w:val="single"/>
-          </w:rPr>
-          <w:t>2:16</w:t>
-        </w:r>
-      </w:hyperlink>
+      <w:r>
+        <w:rPr>
+          <w:lang w:val="hi_IN" w:bidi="hi_IN"/>
+        </w:rPr>
+        <w:t>2:16</w:t>
+      </w:r>
       <w:r>
         <w:rPr>
           <w:lang w:val="hi_IN" w:bidi="hi_IN"/>
@@ -45078,18 +44532,12 @@
         </w:rPr>
         <w:t xml:space="preserve">देखें कि आपने </w:t>
       </w:r>
-      <w:hyperlink r:id="rId56">
-        <w:r>
-          <w:rPr>
-            <w:lang w:val="hi_IN" w:bidi="hi_IN"/>
-          </w:rPr>
-          <w:rPr>
-            <w:color w:val="0000EE"/>
-            <w:u w:val="single"/>
-          </w:rPr>
-          <w:t>5:5</w:t>
-        </w:r>
-      </w:hyperlink>
+      <w:r>
+        <w:rPr>
+          <w:lang w:val="hi_IN" w:bidi="hi_IN"/>
+        </w:rPr>
+        <w:t>5:5</w:t>
+      </w:r>
       <w:r>
         <w:rPr>
           <w:lang w:val="hi_IN" w:bidi="hi_IN"/>
@@ -46920,18 +46368,12 @@
         </w:rPr>
         <w:t xml:space="preserve">देखें कि आपने </w:t>
       </w:r>
-      <w:hyperlink r:id="rId18">
-        <w:r>
-          <w:rPr>
-            <w:lang w:val="hi_IN" w:bidi="hi_IN"/>
-          </w:rPr>
-          <w:rPr>
-            <w:color w:val="0000EE"/>
-            <w:u w:val="single"/>
-          </w:rPr>
-          <w:t>1:5</w:t>
-        </w:r>
-      </w:hyperlink>
+      <w:r>
+        <w:rPr>
+          <w:lang w:val="hi_IN" w:bidi="hi_IN"/>
+        </w:rPr>
+        <w:t>1:5</w:t>
+      </w:r>
       <w:r>
         <w:rPr>
           <w:lang w:val="hi_IN" w:bidi="hi_IN"/>
@@ -47490,18 +46932,12 @@
         </w:rPr>
         <w:t xml:space="preserve"> वाक्यांश का </w:t>
       </w:r>
-      <w:hyperlink r:id="rId54">
-        <w:r>
-          <w:rPr>
-            <w:lang w:val="hi_IN" w:bidi="hi_IN"/>
-          </w:rPr>
-          <w:rPr>
-            <w:color w:val="0000EE"/>
-            <w:u w:val="single"/>
-          </w:rPr>
-          <w:t>1:8</w:t>
-        </w:r>
-      </w:hyperlink>
+      <w:r>
+        <w:rPr>
+          <w:lang w:val="hi_IN" w:bidi="hi_IN"/>
+        </w:rPr>
+        <w:t>1:8</w:t>
+      </w:r>
       <w:r>
         <w:rPr>
           <w:lang w:val="hi_IN" w:bidi="hi_IN"/>
@@ -47827,18 +47263,12 @@
         </w:rPr>
         <w:t xml:space="preserve"> दोनों ही स्त्री के शरीर के संदर्भ मे कहा जा रहा हैं। स्त्री उस "बारी" रूपक को पुनः आरंभ करती हैं जो </w:t>
       </w:r>
-      <w:hyperlink r:id="rId39">
-        <w:r>
-          <w:rPr>
-            <w:lang w:val="hi_IN" w:bidi="hi_IN"/>
-          </w:rPr>
-          <w:rPr>
-            <w:color w:val="0000EE"/>
-            <w:u w:val="single"/>
-          </w:rPr>
-          <w:t>4:12–5:1</w:t>
-        </w:r>
-      </w:hyperlink>
+      <w:r>
+        <w:rPr>
+          <w:lang w:val="hi_IN" w:bidi="hi_IN"/>
+        </w:rPr>
+        <w:t>4:12–5:1</w:t>
+      </w:r>
       <w:r>
         <w:rPr>
           <w:lang w:val="hi_IN" w:bidi="hi_IN"/>
@@ -47877,18 +47307,12 @@
         </w:rPr>
         <w:t xml:space="preserve"> दोनों ही पुरुष के स्त्री के शरीर का आनंद लेने के लिए रूपक हैं। यदि आपने </w:t>
       </w:r>
-      <w:hyperlink r:id="rId39">
-        <w:r>
-          <w:rPr>
-            <w:lang w:val="hi_IN" w:bidi="hi_IN"/>
-          </w:rPr>
-          <w:rPr>
-            <w:color w:val="0000EE"/>
-            <w:u w:val="single"/>
-          </w:rPr>
-          <w:t>4:12–5:1</w:t>
-        </w:r>
-      </w:hyperlink>
+      <w:r>
+        <w:rPr>
+          <w:lang w:val="hi_IN" w:bidi="hi_IN"/>
+        </w:rPr>
+        <w:t>4:12–5:1</w:t>
+      </w:r>
       <w:r>
         <w:rPr>
           <w:lang w:val="hi_IN" w:bidi="hi_IN"/>
@@ -48304,18 +47728,12 @@
         </w:rPr>
         <w:t xml:space="preserve">वाक्यांश का </w:t>
       </w:r>
-      <w:hyperlink r:id="rId50">
-        <w:r>
-          <w:rPr>
-            <w:lang w:val="hi_IN" w:bidi="hi_IN"/>
-          </w:rPr>
-          <w:rPr>
-            <w:color w:val="0000EE"/>
-            <w:u w:val="single"/>
-          </w:rPr>
-          <w:t>5:13</w:t>
-        </w:r>
-      </w:hyperlink>
+      <w:r>
+        <w:rPr>
+          <w:lang w:val="hi_IN" w:bidi="hi_IN"/>
+        </w:rPr>
+        <w:t>5:13</w:t>
+      </w:r>
       <w:r>
         <w:rPr>
           <w:lang w:val="hi_IN" w:bidi="hi_IN"/>
@@ -48547,18 +47965,12 @@
         </w:rPr>
         <w:t xml:space="preserve">" का </w:t>
       </w:r>
-      <w:hyperlink r:id="rId55">
-        <w:r>
-          <w:rPr>
-            <w:lang w:val="hi_IN" w:bidi="hi_IN"/>
-          </w:rPr>
-          <w:rPr>
-            <w:color w:val="0000EE"/>
-            <w:u w:val="single"/>
-          </w:rPr>
-          <w:t>2:16</w:t>
-        </w:r>
-      </w:hyperlink>
+      <w:r>
+        <w:rPr>
+          <w:lang w:val="hi_IN" w:bidi="hi_IN"/>
+        </w:rPr>
+        <w:t>2:16</w:t>
+      </w:r>
       <w:r>
         <w:rPr>
           <w:lang w:val="hi_IN" w:bidi="hi_IN"/>
@@ -48668,18 +48080,12 @@
         </w:rPr>
         <w:t xml:space="preserve">” का </w:t>
       </w:r>
-      <w:hyperlink r:id="rId55">
-        <w:r>
-          <w:rPr>
-            <w:lang w:val="hi_IN" w:bidi="hi_IN"/>
-          </w:rPr>
-          <w:rPr>
-            <w:color w:val="0000EE"/>
-            <w:u w:val="single"/>
-          </w:rPr>
-          <w:t>2:16</w:t>
-        </w:r>
-      </w:hyperlink>
+      <w:r>
+        <w:rPr>
+          <w:lang w:val="hi_IN" w:bidi="hi_IN"/>
+        </w:rPr>
+        <w:t>2:16</w:t>
+      </w:r>
       <w:r>
         <w:rPr>
           <w:lang w:val="hi_IN" w:bidi="hi_IN"/>
@@ -48920,18 +48326,12 @@
         </w:rPr>
         <w:t xml:space="preserve">देखिए आपने वाक्यांश “हे मेरी प्रिय, तू सुंदरी हैं” का </w:t>
       </w:r>
-      <w:hyperlink r:id="rId25">
-        <w:r>
-          <w:rPr>
-            <w:lang w:val="hi_IN" w:bidi="hi_IN"/>
-          </w:rPr>
-          <w:rPr>
-            <w:color w:val="0000EE"/>
-            <w:u w:val="single"/>
-          </w:rPr>
-          <w:t>1:15</w:t>
-        </w:r>
-      </w:hyperlink>
+      <w:r>
+        <w:rPr>
+          <w:lang w:val="hi_IN" w:bidi="hi_IN"/>
+        </w:rPr>
+        <w:t>1:15</w:t>
+      </w:r>
       <w:r>
         <w:rPr>
           <w:lang w:val="hi_IN" w:bidi="hi_IN"/>
@@ -49374,18 +48774,12 @@
         </w:rPr>
         <w:t xml:space="preserve"> शब्द का </w:t>
       </w:r>
-      <w:hyperlink r:id="rId57">
-        <w:r>
-          <w:rPr>
-            <w:lang w:val="hi_IN" w:bidi="hi_IN"/>
-          </w:rPr>
-          <w:rPr>
-            <w:color w:val="0000EE"/>
-            <w:u w:val="single"/>
-          </w:rPr>
-          <w:t>2:4</w:t>
-        </w:r>
-      </w:hyperlink>
+      <w:r>
+        <w:rPr>
+          <w:lang w:val="hi_IN" w:bidi="hi_IN"/>
+        </w:rPr>
+        <w:t>2:4</w:t>
+      </w:r>
       <w:r>
         <w:rPr>
           <w:lang w:val="hi_IN" w:bidi="hi_IN"/>
@@ -49503,18 +48897,12 @@
         </w:rPr>
         <w:t xml:space="preserve">देखें कि आपने </w:t>
       </w:r>
-      <w:hyperlink r:id="rId44">
-        <w:r>
-          <w:rPr>
-            <w:lang w:val="hi_IN" w:bidi="hi_IN"/>
-          </w:rPr>
-          <w:rPr>
-            <w:color w:val="0000EE"/>
-            <w:u w:val="single"/>
-          </w:rPr>
-          <w:t>4:1</w:t>
-        </w:r>
-      </w:hyperlink>
+      <w:r>
+        <w:rPr>
+          <w:lang w:val="hi_IN" w:bidi="hi_IN"/>
+        </w:rPr>
+        <w:t>4:1</w:t>
+      </w:r>
       <w:r>
         <w:rPr>
           <w:lang w:val="hi_IN" w:bidi="hi_IN"/>
@@ -49638,18 +49026,12 @@
         </w:rPr>
         <w:t xml:space="preserve">देखें कि आपने </w:t>
       </w:r>
-      <w:hyperlink r:id="rId58">
-        <w:r>
-          <w:rPr>
-            <w:lang w:val="hi_IN" w:bidi="hi_IN"/>
-          </w:rPr>
-          <w:rPr>
-            <w:color w:val="0000EE"/>
-            <w:u w:val="single"/>
-          </w:rPr>
-          <w:t>4:2</w:t>
-        </w:r>
-      </w:hyperlink>
+      <w:r>
+        <w:rPr>
+          <w:lang w:val="hi_IN" w:bidi="hi_IN"/>
+        </w:rPr>
+        <w:t>4:2</w:t>
+      </w:r>
       <w:r>
         <w:rPr>
           <w:lang w:val="hi_IN" w:bidi="hi_IN"/>
@@ -49897,18 +49279,12 @@
         </w:rPr>
         <w:t xml:space="preserve">देखें कि आपने </w:t>
       </w:r>
-      <w:hyperlink r:id="rId59">
-        <w:r>
-          <w:rPr>
-            <w:lang w:val="hi_IN" w:bidi="hi_IN"/>
-          </w:rPr>
-          <w:rPr>
-            <w:color w:val="0000EE"/>
-            <w:u w:val="single"/>
-          </w:rPr>
-          <w:t>4:3</w:t>
-        </w:r>
-      </w:hyperlink>
+      <w:r>
+        <w:rPr>
+          <w:lang w:val="hi_IN" w:bidi="hi_IN"/>
+        </w:rPr>
+        <w:t>4:3</w:t>
+      </w:r>
       <w:r>
         <w:rPr>
           <w:lang w:val="hi_IN" w:bidi="hi_IN"/>
@@ -50328,18 +49704,12 @@
         </w:rPr>
         <w:t xml:space="preserve">वाक्यांश का </w:t>
       </w:r>
-      <w:hyperlink r:id="rId16">
-        <w:r>
-          <w:rPr>
-            <w:lang w:val="hi_IN" w:bidi="hi_IN"/>
-          </w:rPr>
-          <w:rPr>
-            <w:color w:val="0000EE"/>
-            <w:u w:val="single"/>
-          </w:rPr>
-          <w:t>1:3</w:t>
-        </w:r>
-      </w:hyperlink>
+      <w:r>
+        <w:rPr>
+          <w:lang w:val="hi_IN" w:bidi="hi_IN"/>
+        </w:rPr>
+        <w:t>1:3</w:t>
+      </w:r>
       <w:r>
         <w:rPr>
           <w:lang w:val="hi_IN" w:bidi="hi_IN"/>
@@ -50886,18 +50256,12 @@
         </w:rPr>
         <w:t xml:space="preserve"> को </w:t>
       </w:r>
-      <w:hyperlink r:id="rId60">
-        <w:r>
-          <w:rPr>
-            <w:lang w:val="hi_IN" w:bidi="hi_IN"/>
-          </w:rPr>
-          <w:rPr>
-            <w:color w:val="0000EE"/>
-            <w:u w:val="single"/>
-          </w:rPr>
-          <w:t>5:2</w:t>
-        </w:r>
-      </w:hyperlink>
+      <w:r>
+        <w:rPr>
+          <w:lang w:val="hi_IN" w:bidi="hi_IN"/>
+        </w:rPr>
+        <w:t>5:2</w:t>
+      </w:r>
       <w:r>
         <w:rPr>
           <w:lang w:val="hi_IN" w:bidi="hi_IN"/>
@@ -52105,18 +51469,12 @@
         </w:rPr>
         <w:t xml:space="preserve">देखें कि आपने सुमतुल्य वाक्यांश "ध्वजाओं से सजी सेनाओं के समान विस्मयकारी" का </w:t>
       </w:r>
-      <w:hyperlink r:id="rId61">
-        <w:r>
-          <w:rPr>
-            <w:lang w:val="hi_IN" w:bidi="hi_IN"/>
-          </w:rPr>
-          <w:rPr>
-            <w:color w:val="0000EE"/>
-            <w:u w:val="single"/>
-          </w:rPr>
-          <w:t>6:4</w:t>
-        </w:r>
-      </w:hyperlink>
+      <w:r>
+        <w:rPr>
+          <w:lang w:val="hi_IN" w:bidi="hi_IN"/>
+        </w:rPr>
+        <w:t>6:4</w:t>
+      </w:r>
       <w:r>
         <w:rPr>
           <w:lang w:val="hi_IN" w:bidi="hi_IN"/>
@@ -53753,18 +53111,12 @@
         </w:rPr>
         <w:t xml:space="preserve">अनफोल्डिंग वर्ड लिट्रल ट्रान्सलेशन </w:t>
       </w:r>
-      <w:hyperlink r:id="rId62">
-        <w:r>
-          <w:rPr>
-            <w:lang w:val="hi_IN" w:bidi="hi_IN"/>
-          </w:rPr>
-          <w:rPr>
-            <w:color w:val="0000EE"/>
-            <w:u w:val="single"/>
-          </w:rPr>
-          <w:t>7:6</w:t>
-        </w:r>
-      </w:hyperlink>
+      <w:r>
+        <w:rPr>
+          <w:lang w:val="hi_IN" w:bidi="hi_IN"/>
+        </w:rPr>
+        <w:t>7:6</w:t>
+      </w:r>
       <w:r>
         <w:rPr>
           <w:lang w:val="hi_IN" w:bidi="hi_IN"/>
@@ -53796,18 +53148,12 @@
         </w:rPr>
         <w:t xml:space="preserve">अनफोल्डिंग वर्ड लिट्रल ट्रान्सलेशन </w:t>
       </w:r>
-      <w:hyperlink r:id="rId63">
-        <w:r>
-          <w:rPr>
-            <w:lang w:val="hi_IN" w:bidi="hi_IN"/>
-          </w:rPr>
-          <w:rPr>
-            <w:color w:val="0000EE"/>
-            <w:u w:val="single"/>
-          </w:rPr>
-          <w:t>7:9</w:t>
-        </w:r>
-      </w:hyperlink>
+      <w:r>
+        <w:rPr>
+          <w:lang w:val="hi_IN" w:bidi="hi_IN"/>
+        </w:rPr>
+        <w:t>7:9</w:t>
+      </w:r>
       <w:r>
         <w:rPr>
           <w:lang w:val="hi_IN" w:bidi="hi_IN"/>
@@ -53919,18 +53265,12 @@
         </w:rPr>
         <w:t xml:space="preserve">यदि आप कौन बोल रहा हैं यह दर्शाने के लिए अनुभाग शीर्षक का प्रयोग कर रहे हैं और आपने पिछले पद में निर्णय लिया था कि स्त्री ने बोल, "आप शूलेम्मिन को दो सेनाओं के नृत्य की तरह क्यों देखते हैं," तो आपको इस पद के ऊपर एक अनुभाग शीर्षक रखना होगा जो यह दर्शाता है कि अब पुरुष बोल रहा है। इस पद में पुरुष सीधे स्त्री से बात करना शुरू करता है और </w:t>
       </w:r>
-      <w:hyperlink r:id="rId63">
-        <w:r>
-          <w:rPr>
-            <w:lang w:val="hi_IN" w:bidi="hi_IN"/>
-          </w:rPr>
-          <w:rPr>
-            <w:color w:val="0000EE"/>
-            <w:u w:val="single"/>
-          </w:rPr>
-          <w:t>7:9</w:t>
-        </w:r>
-      </w:hyperlink>
+      <w:r>
+        <w:rPr>
+          <w:lang w:val="hi_IN" w:bidi="hi_IN"/>
+        </w:rPr>
+        <w:t>7:9</w:t>
+      </w:r>
       <w:r>
         <w:rPr>
           <w:lang w:val="hi_IN" w:bidi="hi_IN"/>
@@ -55710,18 +55050,12 @@
         </w:rPr>
         <w:t xml:space="preserve">देखें कि आपने लगभग समान कथन का अनुवाद </w:t>
       </w:r>
-      <w:hyperlink r:id="rId64">
-        <w:r>
-          <w:rPr>
-            <w:lang w:val="hi_IN" w:bidi="hi_IN"/>
-          </w:rPr>
-          <w:rPr>
-            <w:color w:val="0000EE"/>
-            <w:u w:val="single"/>
-          </w:rPr>
-          <w:t>4:5</w:t>
-        </w:r>
-      </w:hyperlink>
+      <w:r>
+        <w:rPr>
+          <w:lang w:val="hi_IN" w:bidi="hi_IN"/>
+        </w:rPr>
+        <w:t>4:5</w:t>
+      </w:r>
       <w:r>
         <w:rPr>
           <w:lang w:val="hi_IN" w:bidi="hi_IN"/>
@@ -56053,18 +55387,12 @@
         </w:rPr>
         <w:t xml:space="preserve"> शब्द का </w:t>
       </w:r>
-      <w:hyperlink r:id="rId65">
-        <w:r>
-          <w:rPr>
-            <w:lang w:val="hi_IN" w:bidi="hi_IN"/>
-          </w:rPr>
-          <w:rPr>
-            <w:color w:val="0000EE"/>
-            <w:u w:val="single"/>
-          </w:rPr>
-          <w:t>5:14</w:t>
-        </w:r>
-      </w:hyperlink>
+      <w:r>
+        <w:rPr>
+          <w:lang w:val="hi_IN" w:bidi="hi_IN"/>
+        </w:rPr>
+        <w:t>5:14</w:t>
+      </w:r>
       <w:r>
         <w:rPr>
           <w:lang w:val="hi_IN" w:bidi="hi_IN"/>
@@ -57648,18 +56976,12 @@
         </w:rPr>
         <w:t xml:space="preserve">देखें कि आपने इसी वाक्यांश "तू सुंदर हैं" का अनुवाद </w:t>
       </w:r>
-      <w:hyperlink r:id="rId61">
-        <w:r>
-          <w:rPr>
-            <w:lang w:val="hi_IN" w:bidi="hi_IN"/>
-          </w:rPr>
-          <w:rPr>
-            <w:color w:val="0000EE"/>
-            <w:u w:val="single"/>
-          </w:rPr>
-          <w:t>6:4</w:t>
-        </w:r>
-      </w:hyperlink>
+      <w:r>
+        <w:rPr>
+          <w:lang w:val="hi_IN" w:bidi="hi_IN"/>
+        </w:rPr>
+        <w:t>6:4</w:t>
+      </w:r>
       <w:r>
         <w:rPr>
           <w:lang w:val="hi_IN" w:bidi="hi_IN"/>
@@ -60847,18 +60169,12 @@
         </w:rPr>
         <w:t xml:space="preserve">देखें कि आपने </w:t>
       </w:r>
-      <w:hyperlink r:id="rId66">
-        <w:r>
-          <w:rPr>
-            <w:lang w:val="hi_IN" w:bidi="hi_IN"/>
-          </w:rPr>
-          <w:rPr>
-            <w:color w:val="0000EE"/>
-            <w:u w:val="single"/>
-          </w:rPr>
-          <w:t>6:3</w:t>
-        </w:r>
-      </w:hyperlink>
+      <w:r>
+        <w:rPr>
+          <w:lang w:val="hi_IN" w:bidi="hi_IN"/>
+        </w:rPr>
+        <w:t>6:3</w:t>
+      </w:r>
       <w:r>
         <w:rPr>
           <w:lang w:val="hi_IN" w:bidi="hi_IN"/>
@@ -61267,18 +60583,12 @@
         </w:rPr>
         <w:t xml:space="preserve">। (2) “मेहंदी की झाड़ियों के बीच” (मेहंदी की झाड़ियाँ फूल उत्पन्न करती हैं)। यदि आप इस विकल्प को चुनते हैं, तो देखें कि आपने </w:t>
       </w:r>
-      <w:hyperlink r:id="rId48">
-        <w:r>
-          <w:rPr>
-            <w:lang w:val="hi_IN" w:bidi="hi_IN"/>
-          </w:rPr>
-          <w:rPr>
-            <w:color w:val="0000EE"/>
-            <w:u w:val="single"/>
-          </w:rPr>
-          <w:t>1:14</w:t>
-        </w:r>
-      </w:hyperlink>
+      <w:r>
+        <w:rPr>
+          <w:lang w:val="hi_IN" w:bidi="hi_IN"/>
+        </w:rPr>
+        <w:t>1:14</w:t>
+      </w:r>
       <w:r>
         <w:rPr>
           <w:lang w:val="hi_IN" w:bidi="hi_IN"/>
@@ -61602,18 +60912,12 @@
         </w:rPr>
         <w:t xml:space="preserve">" का </w:t>
       </w:r>
-      <w:hyperlink r:id="rId67">
-        <w:r>
-          <w:rPr>
-            <w:lang w:val="hi_IN" w:bidi="hi_IN"/>
-          </w:rPr>
-          <w:rPr>
-            <w:color w:val="0000EE"/>
-            <w:u w:val="single"/>
-          </w:rPr>
-          <w:t>6:11</w:t>
-        </w:r>
-      </w:hyperlink>
+      <w:r>
+        <w:rPr>
+          <w:lang w:val="hi_IN" w:bidi="hi_IN"/>
+        </w:rPr>
+        <w:t>6:11</w:t>
+      </w:r>
       <w:r>
         <w:rPr>
           <w:lang w:val="hi_IN" w:bidi="hi_IN"/>
@@ -61723,18 +61027,12 @@
         </w:rPr>
         <w:t xml:space="preserve">” का अनुवाद </w:t>
       </w:r>
-      <w:hyperlink r:id="rId67">
-        <w:r>
-          <w:rPr>
-            <w:lang w:val="hi_IN" w:bidi="hi_IN"/>
-          </w:rPr>
-          <w:rPr>
-            <w:color w:val="0000EE"/>
-            <w:u w:val="single"/>
-          </w:rPr>
-          <w:t>6:11</w:t>
-        </w:r>
-      </w:hyperlink>
+      <w:r>
+        <w:rPr>
+          <w:lang w:val="hi_IN" w:bidi="hi_IN"/>
+        </w:rPr>
+        <w:t>6:11</w:t>
+      </w:r>
       <w:r>
         <w:rPr>
           <w:lang w:val="hi_IN" w:bidi="hi_IN"/>
@@ -62480,18 +61778,12 @@
       <w:pPr>
         <w:pStyle w:val="Heading4"/>
       </w:pPr>
-      <w:hyperlink r:id="rId68">
-        <w:r>
-          <w:rPr>
-            <w:lang w:val="hi_IN" w:bidi="hi_IN"/>
-          </w:rPr>
-          <w:rPr>
-            <w:color w:val="0000EE"/>
-            <w:u w:val="single"/>
-          </w:rPr>
-          <w:t>8:12</w:t>
-        </w:r>
-      </w:hyperlink>
+      <w:r>
+        <w:rPr>
+          <w:lang w:val="hi_IN" w:bidi="hi_IN"/>
+        </w:rPr>
+        <w:t>8:12</w:t>
+      </w:r>
       <w:r>
         <w:rPr>
           <w:lang w:val="hi_IN" w:bidi="hi_IN"/>
@@ -62506,54 +61798,36 @@
           <w:lang w:val="hi_IN" w:bidi="hi_IN"/>
         </w:rPr>
       </w:r>
-      <w:hyperlink r:id="rId68">
-        <w:r>
-          <w:rPr>
-            <w:lang w:val="hi_IN" w:bidi="hi_IN"/>
-          </w:rPr>
-          <w:rPr>
-            <w:color w:val="0000EE"/>
-            <w:u w:val="single"/>
-          </w:rPr>
-          <w:t>8:12</w:t>
-        </w:r>
-      </w:hyperlink>
+      <w:r>
+        <w:rPr>
+          <w:lang w:val="hi_IN" w:bidi="hi_IN"/>
+        </w:rPr>
+        <w:t>8:12</w:t>
+      </w:r>
       <w:r>
         <w:rPr>
           <w:lang w:val="hi_IN" w:bidi="hi_IN"/>
         </w:rPr>
         <w:t xml:space="preserve"> के तीन सम्भावित अर्थ हैं: (1) कि स्त्री खुद को एक दाख की बारी के रूप में प्रस्तुत कर रही है और कह रही है कि उसकी दाख की बारी केवल उसकी है। वह अपनी तुलना सुलैमान की दाख की बारी से कर रही है (जिसका उल्लेख </w:t>
       </w:r>
-      <w:hyperlink r:id="rId69">
-        <w:r>
-          <w:rPr>
-            <w:lang w:val="hi_IN" w:bidi="hi_IN"/>
-          </w:rPr>
-          <w:rPr>
-            <w:color w:val="0000EE"/>
-            <w:u w:val="single"/>
-          </w:rPr>
-          <w:t>8:11</w:t>
-        </w:r>
-      </w:hyperlink>
+      <w:r>
+        <w:rPr>
+          <w:lang w:val="hi_IN" w:bidi="hi_IN"/>
+        </w:rPr>
+        <w:t>8:11</w:t>
+      </w:r>
       <w:r>
         <w:rPr>
           <w:lang w:val="hi_IN" w:bidi="hi_IN"/>
         </w:rPr>
         <w:t xml:space="preserve"> में किया गया था) और कह रही है कि सुलैमान अपनी दाख की बारी से होने वाले लाभ को रख सकते हैं और उसकी दाख की बारी के रखवाले उस दाख की बारी से होने वाले लाभ का अपना हिस्सा रख सकते हैं। यह अनफोल्डिंग वर्ड सिम्प्लिफाइड़ ट्रान्सलेशन की व्याख्या है। (2) कि महिला खुद को एक दाख की बारी के रूप में प्रस्तुत कर रही है और कह रही है कि उसकी दाख की बारी केवल उसकी है, लेकिन वह पुरुष जिसे वह प्रेम करती है और जिसे वह सुलैमान कहती है, वह दाख की बारी (उसे) स्वतंत्र रूप से प्राप्त कर सकता है क्योंकि वह खुद को स्वतंत्र रूप से उसे देने का निर्णय करती है। (3) कि पुरुष उस स्त्री को जिसे वह प्रेम करता है, एक दाख की बारी के रूप में प्रस्तुत कर रहा है और कह रहा है कि उसकी दाख की बारी (वह स्त्री जिसे वह प्रेम करता है) केवल उसकी है। वह अपनी दाख की बारी (वह स्त्री जिसे वह प्रेम करता है) की तुलना सुलैमान की दाख की बारी से कर रहा है (जिसका उल्लेख </w:t>
       </w:r>
-      <w:hyperlink r:id="rId69">
-        <w:r>
-          <w:rPr>
-            <w:lang w:val="hi_IN" w:bidi="hi_IN"/>
-          </w:rPr>
-          <w:rPr>
-            <w:color w:val="0000EE"/>
-            <w:u w:val="single"/>
-          </w:rPr>
-          <w:t>8:11</w:t>
-        </w:r>
-      </w:hyperlink>
+      <w:r>
+        <w:rPr>
+          <w:lang w:val="hi_IN" w:bidi="hi_IN"/>
+        </w:rPr>
+        <w:t>8:11</w:t>
+      </w:r>
       <w:r>
         <w:rPr>
           <w:lang w:val="hi_IN" w:bidi="hi_IN"/>
@@ -63568,18 +62842,12 @@
         </w:rPr>
         <w:t xml:space="preserve">देखें कि आपने </w:t>
       </w:r>
-      <w:hyperlink r:id="rId30">
-        <w:r>
-          <w:rPr>
-            <w:lang w:val="hi_IN" w:bidi="hi_IN"/>
-          </w:rPr>
-          <w:rPr>
-            <w:color w:val="0000EE"/>
-            <w:u w:val="single"/>
-          </w:rPr>
-          <w:t>3:4</w:t>
-        </w:r>
-      </w:hyperlink>
+      <w:r>
+        <w:rPr>
+          <w:lang w:val="hi_IN" w:bidi="hi_IN"/>
+        </w:rPr>
+        <w:t>3:4</w:t>
+      </w:r>
       <w:r>
         <w:rPr>
           <w:lang w:val="hi_IN" w:bidi="hi_IN"/>
@@ -63933,18 +63201,12 @@
         </w:rPr>
         <w:t xml:space="preserve">देखें कि आपने </w:t>
       </w:r>
-      <w:hyperlink r:id="rId70">
-        <w:r>
-          <w:rPr>
-            <w:lang w:val="hi_IN" w:bidi="hi_IN"/>
-          </w:rPr>
-          <w:rPr>
-            <w:color w:val="0000EE"/>
-            <w:u w:val="single"/>
-          </w:rPr>
-          <w:t>7:2</w:t>
-        </w:r>
-      </w:hyperlink>
+      <w:r>
+        <w:rPr>
+          <w:lang w:val="hi_IN" w:bidi="hi_IN"/>
+        </w:rPr>
+        <w:t>7:2</w:t>
+      </w:r>
       <w:r>
         <w:rPr>
           <w:lang w:val="hi_IN" w:bidi="hi_IN"/>
@@ -64412,36 +63674,24 @@
         </w:rPr>
         <w:t xml:space="preserve">यह पद </w:t>
       </w:r>
-      <w:hyperlink r:id="rId71">
-        <w:r>
-          <w:rPr>
-            <w:lang w:val="hi_IN" w:bidi="hi_IN"/>
-          </w:rPr>
-          <w:rPr>
-            <w:color w:val="0000EE"/>
-            <w:u w:val="single"/>
-          </w:rPr>
-          <w:t>2:6</w:t>
-        </w:r>
-      </w:hyperlink>
+      <w:r>
+        <w:rPr>
+          <w:lang w:val="hi_IN" w:bidi="hi_IN"/>
+        </w:rPr>
+        <w:t>2:6</w:t>
+      </w:r>
       <w:r>
         <w:rPr>
           <w:lang w:val="hi_IN" w:bidi="hi_IN"/>
         </w:rPr>
         <w:t xml:space="preserve"> के समान है। कृपया इस पद का अनुवाद ठीक उसी प्रकार करें जैसे आपने </w:t>
       </w:r>
-      <w:hyperlink r:id="rId71">
-        <w:r>
-          <w:rPr>
-            <w:lang w:val="hi_IN" w:bidi="hi_IN"/>
-          </w:rPr>
-          <w:rPr>
-            <w:color w:val="0000EE"/>
-            <w:u w:val="single"/>
-          </w:rPr>
-          <w:t>2:6</w:t>
-        </w:r>
-      </w:hyperlink>
+      <w:r>
+        <w:rPr>
+          <w:lang w:val="hi_IN" w:bidi="hi_IN"/>
+        </w:rPr>
+        <w:t>2:6</w:t>
+      </w:r>
       <w:r>
         <w:rPr>
           <w:lang w:val="hi_IN" w:bidi="hi_IN"/>
@@ -64553,18 +63803,12 @@
         </w:rPr>
         <w:t xml:space="preserve">इस पद को </w:t>
       </w:r>
-      <w:hyperlink r:id="rId26">
-        <w:r>
-          <w:rPr>
-            <w:lang w:val="hi_IN" w:bidi="hi_IN"/>
-          </w:rPr>
-          <w:rPr>
-            <w:color w:val="0000EE"/>
-            <w:u w:val="single"/>
-          </w:rPr>
-          <w:t>2:7</w:t>
-        </w:r>
-      </w:hyperlink>
+      <w:r>
+        <w:rPr>
+          <w:lang w:val="hi_IN" w:bidi="hi_IN"/>
+        </w:rPr>
+        <w:t>2:7</w:t>
+      </w:r>
       <w:r>
         <w:rPr>
           <w:lang w:val="hi_IN" w:bidi="hi_IN"/>
@@ -65176,18 +64420,12 @@
         </w:rPr>
         <w:t xml:space="preserve"> वाक्यांश का </w:t>
       </w:r>
-      <w:hyperlink r:id="rId24">
-        <w:r>
-          <w:rPr>
-            <w:lang w:val="hi_IN" w:bidi="hi_IN"/>
-          </w:rPr>
-          <w:rPr>
-            <w:color w:val="0000EE"/>
-            <w:u w:val="single"/>
-          </w:rPr>
-          <w:t>2:3</w:t>
-        </w:r>
-      </w:hyperlink>
+      <w:r>
+        <w:rPr>
+          <w:lang w:val="hi_IN" w:bidi="hi_IN"/>
+        </w:rPr>
+        <w:t>2:3</w:t>
+      </w:r>
       <w:r>
         <w:rPr>
           <w:lang w:val="hi_IN" w:bidi="hi_IN"/>
@@ -70402,18 +69640,12 @@
         </w:rPr>
         <w:t xml:space="preserve"> एक रूपक है (इस पूरे पद का अर्थ जानने के लिए अध्याय परिचय में </w:t>
       </w:r>
-      <w:hyperlink r:id="rId68">
-        <w:r>
-          <w:rPr>
-            <w:lang w:val="hi_IN" w:bidi="hi_IN"/>
-          </w:rPr>
-          <w:rPr>
-            <w:color w:val="0000EE"/>
-            <w:u w:val="single"/>
-          </w:rPr>
-          <w:t>8:12</w:t>
-        </w:r>
-      </w:hyperlink>
+      <w:r>
+        <w:rPr>
+          <w:lang w:val="hi_IN" w:bidi="hi_IN"/>
+        </w:rPr>
+        <w:t>8:12</w:t>
+      </w:r>
       <w:r>
         <w:rPr>
           <w:lang w:val="hi_IN" w:bidi="hi_IN"/>
@@ -70446,18 +69678,12 @@
         </w:rPr>
         <w:t xml:space="preserve"> के रूप में संदर्भित कर रही है, जैसा कि उसने </w:t>
       </w:r>
-      <w:hyperlink r:id="rId72">
-        <w:r>
-          <w:rPr>
-            <w:lang w:val="hi_IN" w:bidi="hi_IN"/>
-          </w:rPr>
-          <w:rPr>
-            <w:color w:val="0000EE"/>
-            <w:u w:val="single"/>
-          </w:rPr>
-          <w:t>1:6</w:t>
-        </w:r>
-      </w:hyperlink>
+      <w:r>
+        <w:rPr>
+          <w:lang w:val="hi_IN" w:bidi="hi_IN"/>
+        </w:rPr>
+        <w:t>1:6</w:t>
+      </w:r>
       <w:r>
         <w:rPr>
           <w:lang w:val="hi_IN" w:bidi="hi_IN"/>
@@ -70927,18 +70153,12 @@
         </w:rPr>
         <w:t xml:space="preserve"> के नाम से पुकार रही हैं (भले ही वह सुलैमान नहीं था) जैसे कि वह उसे “राजा” कहकर पुकारती थीं </w:t>
       </w:r>
-      <w:hyperlink r:id="rId17">
-        <w:r>
-          <w:rPr>
-            <w:lang w:val="hi_IN" w:bidi="hi_IN"/>
-          </w:rPr>
-          <w:rPr>
-            <w:color w:val="0000EE"/>
-            <w:u w:val="single"/>
-          </w:rPr>
-          <w:t>1:4</w:t>
-        </w:r>
-      </w:hyperlink>
+      <w:r>
+        <w:rPr>
+          <w:lang w:val="hi_IN" w:bidi="hi_IN"/>
+        </w:rPr>
+        <w:t>1:4</w:t>
+      </w:r>
       <w:r>
         <w:rPr>
           <w:lang w:val="hi_IN" w:bidi="hi_IN"/>
@@ -71180,36 +70400,24 @@
         </w:rPr>
         <w:t xml:space="preserve"> शब्द पुल्लिंग रूप में है और संभवतः पुरुष के उन मित्रों को संदर्भित करता है जो चरवाहे थे और जिनका उल्लेख </w:t>
       </w:r>
-      <w:hyperlink r:id="rId32">
-        <w:r>
-          <w:rPr>
-            <w:lang w:val="hi_IN" w:bidi="hi_IN"/>
-          </w:rPr>
-          <w:rPr>
-            <w:color w:val="0000EE"/>
-            <w:u w:val="single"/>
-          </w:rPr>
-          <w:t>1:7</w:t>
-        </w:r>
-      </w:hyperlink>
+      <w:r>
+        <w:rPr>
+          <w:lang w:val="hi_IN" w:bidi="hi_IN"/>
+        </w:rPr>
+        <w:t>1:7</w:t>
+      </w:r>
       <w:r>
         <w:rPr>
           <w:lang w:val="hi_IN" w:bidi="hi_IN"/>
         </w:rPr>
         <w:t xml:space="preserve"> में किया गया है। देखें कि आपने </w:t>
       </w:r>
-      <w:hyperlink r:id="rId32">
-        <w:r>
-          <w:rPr>
-            <w:lang w:val="hi_IN" w:bidi="hi_IN"/>
-          </w:rPr>
-          <w:rPr>
-            <w:color w:val="0000EE"/>
-            <w:u w:val="single"/>
-          </w:rPr>
-          <w:t>1:7</w:t>
-        </w:r>
-      </w:hyperlink>
+      <w:r>
+        <w:rPr>
+          <w:lang w:val="hi_IN" w:bidi="hi_IN"/>
+        </w:rPr>
+        <w:t>1:7</w:t>
+      </w:r>
       <w:r>
         <w:rPr>
           <w:lang w:val="hi_IN" w:bidi="hi_IN"/>
@@ -71679,18 +70887,12 @@
         </w:rPr>
         <w:t xml:space="preserve">देखें कि आपने </w:t>
       </w:r>
-      <w:hyperlink r:id="rId28">
-        <w:r>
-          <w:rPr>
-            <w:lang w:val="hi_IN" w:bidi="hi_IN"/>
-          </w:rPr>
-          <w:rPr>
-            <w:color w:val="0000EE"/>
-            <w:u w:val="single"/>
-          </w:rPr>
-          <w:t>2:9</w:t>
-        </w:r>
-      </w:hyperlink>
+      <w:r>
+        <w:rPr>
+          <w:lang w:val="hi_IN" w:bidi="hi_IN"/>
+        </w:rPr>
+        <w:t>2:9</w:t>
+      </w:r>
       <w:r>
         <w:rPr>
           <w:lang w:val="hi_IN" w:bidi="hi_IN"/>
